--- a/交付文档/试运行文档/扫码标签试运行包/TSC+BarTender扫码标签试运行实施说明.docx
+++ b/交付文档/试运行文档/扫码标签试运行包/TSC+BarTender扫码标签试运行实施说明.docx
@@ -4,11 +4,51 @@
   <w:body>
     <w:p>
       <w:pPr>
-        <w:pStyle w:val="Title"/>
         <w:jc w:val="center"/>
       </w:pPr>
       <w:r>
+        <w:rPr>
+          <w:rFonts w:ascii="Microsoft YaHei" w:hAnsi="Microsoft YaHei" w:eastAsia="Microsoft YaHei" w:cs="Microsoft YaHei"/>
+          <w:b/>
+          <w:sz w:val="40"/>
+        </w:rPr>
         <w:t>TSC + BarTender 扫码标签试运行实施说明</w:t>
+      </w:r>
+    </w:p>
+    <w:p>
+      <w:pPr>
+        <w:jc w:val="center"/>
+      </w:pPr>
+      <w:r>
+        <w:rPr>
+          <w:rFonts w:ascii="Microsoft YaHei" w:hAnsi="Microsoft YaHei" w:eastAsia="Microsoft YaHei" w:cs="Microsoft YaHei"/>
+          <w:sz w:val="23"/>
+        </w:rPr>
+        <w:t>基于当前系统已实现“标签导出”能力编写</w:t>
+      </w:r>
+    </w:p>
+    <w:p>
+      <w:pPr>
+        <w:jc w:val="center"/>
+      </w:pPr>
+      <w:r>
+        <w:rPr>
+          <w:rFonts w:ascii="Microsoft YaHei" w:hAnsi="Microsoft YaHei" w:eastAsia="Microsoft YaHei" w:cs="Microsoft YaHei"/>
+          <w:sz w:val="20"/>
+        </w:rPr>
+        <w:t>版本：试运行版    生成日期：2026年3月25日</w:t>
+      </w:r>
+    </w:p>
+    <w:p>
+      <w:pPr>
+        <w:jc w:val="center"/>
+      </w:pPr>
+      <w:r>
+        <w:rPr>
+          <w:rFonts w:ascii="Microsoft YaHei" w:hAnsi="Microsoft YaHei" w:eastAsia="Microsoft YaHei" w:cs="Microsoft YaHei"/>
+          <w:sz w:val="20"/>
+        </w:rPr>
+        <w:t>适用于现场打印试运行、标签补打与打印电脑操作交接</w:t>
       </w:r>
     </w:p>
     <w:p/>
@@ -17,51 +57,1584 @@
         <w:pStyle w:val="Heading1"/>
       </w:pPr>
       <w:r>
-        <w:t>1. 交付内容</w:t>
+        <w:rPr>
+          <w:rFonts w:ascii="Microsoft YaHei" w:hAnsi="Microsoft YaHei" w:eastAsia="Microsoft YaHei" w:cs="Microsoft YaHei"/>
+          <w:b/>
+          <w:sz w:val="30"/>
+        </w:rPr>
+        <w:t>1. 文档目的</w:t>
+      </w:r>
+    </w:p>
+    <w:p>
+      <w:r>
+        <w:rPr>
+          <w:rFonts w:ascii="Microsoft YaHei" w:hAnsi="Microsoft YaHei" w:eastAsia="Microsoft YaHei" w:cs="Microsoft YaHei"/>
+          <w:sz w:val="21"/>
+        </w:rPr>
+        <w:t>本文档用于说明当前系统代码已经落地的标签相关能力，以及在现场使用 TSC 打印机和 BarTender 软件时，如何把系统里的 标签导出 功能接到实际试运行流程中。</w:t>
+      </w:r>
+    </w:p>
+    <w:p>
+      <w:r>
+        <w:rPr>
+          <w:rFonts w:ascii="Microsoft YaHei" w:hAnsi="Microsoft YaHei" w:eastAsia="Microsoft YaHei" w:cs="Microsoft YaHei"/>
+          <w:sz w:val="21"/>
+        </w:rPr>
+        <w:t>当前系统已经实现的是：</w:t>
+      </w:r>
+    </w:p>
+    <w:p>
+      <w:pPr>
+        <w:pStyle w:val="ListBullet"/>
+      </w:pPr>
+      <w:r>
+        <w:rPr>
+          <w:rFonts w:ascii="Microsoft YaHei" w:hAnsi="Microsoft YaHei" w:eastAsia="Microsoft YaHei" w:cs="Microsoft YaHei"/>
+          <w:sz w:val="21"/>
+        </w:rPr>
+        <w:t>按在库标签导出 信息标签 Excel</w:t>
+      </w:r>
+    </w:p>
+    <w:p>
+      <w:pPr>
+        <w:pStyle w:val="ListBullet"/>
+      </w:pPr>
+      <w:r>
+        <w:rPr>
+          <w:rFonts w:ascii="Microsoft YaHei" w:hAnsi="Microsoft YaHei" w:eastAsia="Microsoft YaHei" w:cs="Microsoft YaHei"/>
+          <w:sz w:val="21"/>
+        </w:rPr>
+        <w:t>支持 3 种打印模板类型</w:t>
+      </w:r>
+    </w:p>
+    <w:p>
+      <w:pPr>
+        <w:pStyle w:val="ListBullet"/>
+      </w:pPr>
+      <w:r>
+        <w:rPr>
+          <w:rFonts w:ascii="Microsoft YaHei" w:hAnsi="Microsoft YaHei" w:eastAsia="Microsoft YaHei" w:cs="Microsoft YaHei"/>
+          <w:sz w:val="21"/>
+        </w:rPr>
+        <w:t>支持按 标签编号 / 产品代码 / 物料名称 / 批号 搜索并勾选后导出</w:t>
+      </w:r>
+    </w:p>
+    <w:p>
+      <w:pPr>
+        <w:pStyle w:val="ListBullet"/>
+      </w:pPr>
+      <w:r>
+        <w:rPr>
+          <w:rFonts w:ascii="Microsoft YaHei" w:hAnsi="Microsoft YaHei" w:eastAsia="Microsoft YaHei" w:cs="Microsoft YaHei"/>
+          <w:sz w:val="21"/>
+        </w:rPr>
+        <w:t>导出对象仅限当前仍在库的标签</w:t>
+      </w:r>
+    </w:p>
+    <w:p>
+      <w:r>
+        <w:rPr>
+          <w:rFonts w:ascii="Microsoft YaHei" w:hAnsi="Microsoft YaHei" w:eastAsia="Microsoft YaHei" w:cs="Microsoft YaHei"/>
+          <w:sz w:val="21"/>
+        </w:rPr>
+        <w:t>当前系统没有实现的是：</w:t>
+      </w:r>
+    </w:p>
+    <w:p>
+      <w:pPr>
+        <w:pStyle w:val="ListBullet"/>
+      </w:pPr>
+      <w:r>
+        <w:rPr>
+          <w:rFonts w:ascii="Microsoft YaHei" w:hAnsi="Microsoft YaHei" w:eastAsia="Microsoft YaHei" w:cs="Microsoft YaHei"/>
+          <w:sz w:val="21"/>
+        </w:rPr>
+        <w:t>直接从系统导出“带二维码图片的成品标签”</w:t>
+      </w:r>
+    </w:p>
+    <w:p>
+      <w:pPr>
+        <w:pStyle w:val="ListBullet"/>
+      </w:pPr>
+      <w:r>
+        <w:rPr>
+          <w:rFonts w:ascii="Microsoft YaHei" w:hAnsi="Microsoft YaHei" w:eastAsia="Microsoft YaHei" w:cs="Microsoft YaHei"/>
+          <w:sz w:val="21"/>
+        </w:rPr>
+        <w:t>在系统里维护单独的 qr_text 打印字段</w:t>
+      </w:r>
+    </w:p>
+    <w:p>
+      <w:pPr>
+        <w:pStyle w:val="ListBullet"/>
+      </w:pPr>
+      <w:r>
+        <w:rPr>
+          <w:rFonts w:ascii="Microsoft YaHei" w:hAnsi="Microsoft YaHei" w:eastAsia="Microsoft YaHei" w:cs="Microsoft YaHei"/>
+          <w:sz w:val="21"/>
+        </w:rPr>
+        <w:t>在系统里管理“空白二维码池”的发号和打印</w:t>
+      </w:r>
+    </w:p>
+    <w:p>
+      <w:r>
+        <w:rPr>
+          <w:rFonts w:ascii="Microsoft YaHei" w:hAnsi="Microsoft YaHei" w:eastAsia="Microsoft YaHei" w:cs="Microsoft YaHei"/>
+          <w:sz w:val="21"/>
+        </w:rPr>
+        <w:t>因此，当前试运行建议采用的工作方式是：</w:t>
+      </w:r>
+    </w:p>
+    <w:p>
+      <w:pPr>
+        <w:pStyle w:val="ListNumber"/>
+      </w:pPr>
+      <w:r>
+        <w:rPr>
+          <w:rFonts w:ascii="Microsoft YaHei" w:hAnsi="Microsoft YaHei" w:eastAsia="Microsoft YaHei" w:cs="Microsoft YaHei"/>
+          <w:sz w:val="21"/>
+        </w:rPr>
+        <w:t>现场先准备好基础二维码标签</w:t>
+      </w:r>
+    </w:p>
+    <w:p>
+      <w:pPr>
+        <w:pStyle w:val="ListNumber"/>
+      </w:pPr>
+      <w:r>
+        <w:rPr>
+          <w:rFonts w:ascii="Microsoft YaHei" w:hAnsi="Microsoft YaHei" w:eastAsia="Microsoft YaHei" w:cs="Microsoft YaHei"/>
+          <w:sz w:val="21"/>
+        </w:rPr>
+        <w:t>入库或贴标时以 标签编号 作为唯一识别号</w:t>
+      </w:r>
+    </w:p>
+    <w:p>
+      <w:pPr>
+        <w:pStyle w:val="ListNumber"/>
+      </w:pPr>
+      <w:r>
+        <w:rPr>
+          <w:rFonts w:ascii="Microsoft YaHei" w:hAnsi="Microsoft YaHei" w:eastAsia="Microsoft YaHei" w:cs="Microsoft YaHei"/>
+          <w:sz w:val="21"/>
+        </w:rPr>
+        <w:t>库存建账完成后，再通过系统导出 信息标签 Excel</w:t>
+      </w:r>
+    </w:p>
+    <w:p>
+      <w:pPr>
+        <w:pStyle w:val="ListNumber"/>
+      </w:pPr>
+      <w:r>
+        <w:rPr>
+          <w:rFonts w:ascii="Microsoft YaHei" w:hAnsi="Microsoft YaHei" w:eastAsia="Microsoft YaHei" w:cs="Microsoft YaHei"/>
+          <w:sz w:val="21"/>
+        </w:rPr>
+        <w:t>在打印电脑上用 BarTender 打印信息层标签</w:t>
+      </w:r>
+    </w:p>
+    <w:p>
+      <w:pPr>
+        <w:pStyle w:val="ListNumber"/>
+      </w:pPr>
+      <w:r>
+        <w:rPr>
+          <w:rFonts w:ascii="Microsoft YaHei" w:hAnsi="Microsoft YaHei" w:eastAsia="Microsoft YaHei" w:cs="Microsoft YaHei"/>
+          <w:sz w:val="21"/>
+        </w:rPr>
+        <w:t>现场按 标签编号 与基础二维码标签一一对应粘贴</w:t>
       </w:r>
     </w:p>
     <w:p/>
     <w:p>
+      <w:pPr>
+        <w:pStyle w:val="Heading1"/>
+      </w:pPr>
       <w:r>
-        <w:t>本试运行包包含以下 5 项内容：</w:t>
+        <w:rPr>
+          <w:rFonts w:ascii="Microsoft YaHei" w:hAnsi="Microsoft YaHei" w:eastAsia="Microsoft YaHei" w:cs="Microsoft YaHei"/>
+          <w:b/>
+          <w:sz w:val="30"/>
+        </w:rPr>
+        <w:t>2. 当前推荐工作流</w:t>
+      </w:r>
+    </w:p>
+    <w:p>
+      <w:pPr>
+        <w:pStyle w:val="Heading2"/>
+      </w:pPr>
+      <w:r>
+        <w:rPr>
+          <w:rFonts w:ascii="Microsoft YaHei" w:hAnsi="Microsoft YaHei" w:eastAsia="Microsoft YaHei" w:cs="Microsoft YaHei"/>
+          <w:b/>
+          <w:sz w:val="25"/>
+        </w:rPr>
+        <w:t>2.1 基础原则</w:t>
+      </w:r>
+    </w:p>
+    <w:p>
+      <w:pPr>
+        <w:pStyle w:val="ListBullet"/>
+      </w:pPr>
+      <w:r>
+        <w:rPr>
+          <w:rFonts w:ascii="Microsoft YaHei" w:hAnsi="Microsoft YaHei" w:eastAsia="Microsoft YaHei" w:cs="Microsoft YaHei"/>
+          <w:sz w:val="21"/>
+        </w:rPr>
+        <w:t>二维码内容统一使用 标签编号，例如 L000123</w:t>
+      </w:r>
+    </w:p>
+    <w:p>
+      <w:pPr>
+        <w:pStyle w:val="ListBullet"/>
+      </w:pPr>
+      <w:r>
+        <w:rPr>
+          <w:rFonts w:ascii="Microsoft YaHei" w:hAnsi="Microsoft YaHei" w:eastAsia="Microsoft YaHei" w:cs="Microsoft YaHei"/>
+          <w:sz w:val="21"/>
+        </w:rPr>
+        <w:t>微信普通扫一扫和小程序扫码，读到的核心内容都应是这个 标签编号</w:t>
+      </w:r>
+    </w:p>
+    <w:p>
+      <w:pPr>
+        <w:pStyle w:val="ListBullet"/>
+      </w:pPr>
+      <w:r>
+        <w:rPr>
+          <w:rFonts w:ascii="Microsoft YaHei" w:hAnsi="Microsoft YaHei" w:eastAsia="Microsoft YaHei" w:cs="Microsoft YaHei"/>
+          <w:sz w:val="21"/>
+        </w:rPr>
+        <w:t>标签上的动态信息不建议印死，包括：</w:t>
+      </w:r>
+    </w:p>
+    <w:p>
+      <w:pPr>
+        <w:pStyle w:val="ListBullet"/>
+      </w:pPr>
+      <w:r>
+        <w:rPr>
+          <w:rFonts w:ascii="Microsoft YaHei" w:hAnsi="Microsoft YaHei" w:eastAsia="Microsoft YaHei" w:cs="Microsoft YaHei"/>
+          <w:sz w:val="21"/>
+        </w:rPr>
+        <w:t>当前剩余库存</w:t>
+      </w:r>
+    </w:p>
+    <w:p>
+      <w:pPr>
+        <w:pStyle w:val="ListBullet"/>
+      </w:pPr>
+      <w:r>
+        <w:rPr>
+          <w:rFonts w:ascii="Microsoft YaHei" w:hAnsi="Microsoft YaHei" w:eastAsia="Microsoft YaHei" w:cs="Microsoft YaHei"/>
+          <w:sz w:val="21"/>
+        </w:rPr>
+        <w:t>当前库位</w:t>
+      </w:r>
+    </w:p>
+    <w:p>
+      <w:pPr>
+        <w:pStyle w:val="ListBullet"/>
+      </w:pPr>
+      <w:r>
+        <w:rPr>
+          <w:rFonts w:ascii="Microsoft YaHei" w:hAnsi="Microsoft YaHei" w:eastAsia="Microsoft YaHei" w:cs="Microsoft YaHei"/>
+          <w:sz w:val="21"/>
+        </w:rPr>
+        <w:t>当前临期状态</w:t>
+      </w:r>
+    </w:p>
+    <w:p>
+      <w:pPr>
+        <w:pStyle w:val="ListBullet"/>
+      </w:pPr>
+      <w:r>
+        <w:rPr>
+          <w:rFonts w:ascii="Microsoft YaHei" w:hAnsi="Microsoft YaHei" w:eastAsia="Microsoft YaHei" w:cs="Microsoft YaHei"/>
+          <w:sz w:val="21"/>
+        </w:rPr>
+        <w:t>标签的作用是“识别与追溯”，不是替代库存页面的动态真值</w:t>
+      </w:r>
+    </w:p>
+    <w:p>
+      <w:pPr>
+        <w:pStyle w:val="Heading2"/>
+      </w:pPr>
+      <w:r>
+        <w:rPr>
+          <w:rFonts w:ascii="Microsoft YaHei" w:hAnsi="Microsoft YaHei" w:eastAsia="Microsoft YaHei" w:cs="Microsoft YaHei"/>
+          <w:b/>
+          <w:sz w:val="25"/>
+        </w:rPr>
+        <w:t>2.2 试运行建议链路</w:t>
+      </w:r>
+    </w:p>
+    <w:p>
+      <w:r>
+        <w:rPr>
+          <w:rFonts w:ascii="Microsoft YaHei" w:hAnsi="Microsoft YaHei" w:eastAsia="Microsoft YaHei" w:cs="Microsoft YaHei"/>
+          <w:sz w:val="21"/>
+        </w:rPr>
+        <w:t>建议按下面的顺序落地：</w:t>
+      </w:r>
+    </w:p>
+    <w:p>
+      <w:pPr>
+        <w:pStyle w:val="ListNumber"/>
+      </w:pPr>
+      <w:r>
+        <w:rPr>
+          <w:rFonts w:ascii="Microsoft YaHei" w:hAnsi="Microsoft YaHei" w:eastAsia="Microsoft YaHei" w:cs="Microsoft YaHei"/>
+          <w:sz w:val="21"/>
+        </w:rPr>
+        <w:t>预先准备好一批基础二维码标签</w:t>
+      </w:r>
+    </w:p>
+    <w:p>
+      <w:pPr>
+        <w:pStyle w:val="ListNumber"/>
+      </w:pPr>
+      <w:r>
+        <w:rPr>
+          <w:rFonts w:ascii="Microsoft YaHei" w:hAnsi="Microsoft YaHei" w:eastAsia="Microsoft YaHei" w:cs="Microsoft YaHei"/>
+          <w:sz w:val="21"/>
+        </w:rPr>
+        <w:t>现场把基础二维码标签贴到物料或容器上</w:t>
+      </w:r>
+    </w:p>
+    <w:p>
+      <w:pPr>
+        <w:pStyle w:val="ListNumber"/>
+      </w:pPr>
+      <w:r>
+        <w:rPr>
+          <w:rFonts w:ascii="Microsoft YaHei" w:hAnsi="Microsoft YaHei" w:eastAsia="Microsoft YaHei" w:cs="Microsoft YaHei"/>
+          <w:sz w:val="21"/>
+        </w:rPr>
+        <w:t>通过小程序扫码入库、单条入库、批量扫码入库或模板导入入库建立库存记录</w:t>
+      </w:r>
+    </w:p>
+    <w:p>
+      <w:pPr>
+        <w:pStyle w:val="ListNumber"/>
+      </w:pPr>
+      <w:r>
+        <w:rPr>
+          <w:rFonts w:ascii="Microsoft YaHei" w:hAnsi="Microsoft YaHei" w:eastAsia="Microsoft YaHei" w:cs="Microsoft YaHei"/>
+          <w:sz w:val="21"/>
+        </w:rPr>
+        <w:t>当库存记录已经建立后，进入首页的 标签导出</w:t>
+      </w:r>
+    </w:p>
+    <w:p>
+      <w:pPr>
+        <w:pStyle w:val="ListNumber"/>
+      </w:pPr>
+      <w:r>
+        <w:rPr>
+          <w:rFonts w:ascii="Microsoft YaHei" w:hAnsi="Microsoft YaHei" w:eastAsia="Microsoft YaHei" w:cs="Microsoft YaHei"/>
+          <w:sz w:val="21"/>
+        </w:rPr>
+        <w:t>搜索并勾选需要补打信息层的标签</w:t>
+      </w:r>
+    </w:p>
+    <w:p>
+      <w:pPr>
+        <w:pStyle w:val="ListNumber"/>
+      </w:pPr>
+      <w:r>
+        <w:rPr>
+          <w:rFonts w:ascii="Microsoft YaHei" w:hAnsi="Microsoft YaHei" w:eastAsia="Microsoft YaHei" w:cs="Microsoft YaHei"/>
+          <w:sz w:val="21"/>
+        </w:rPr>
+        <w:t>按模板类型导出 Excel</w:t>
+      </w:r>
+    </w:p>
+    <w:p>
+      <w:pPr>
+        <w:pStyle w:val="ListNumber"/>
+      </w:pPr>
+      <w:r>
+        <w:rPr>
+          <w:rFonts w:ascii="Microsoft YaHei" w:hAnsi="Microsoft YaHei" w:eastAsia="Microsoft YaHei" w:cs="Microsoft YaHei"/>
+          <w:sz w:val="21"/>
+        </w:rPr>
+        <w:t>在 BarTender 中读取该 Excel，打印对应的信息标签</w:t>
+      </w:r>
+    </w:p>
+    <w:p>
+      <w:pPr>
+        <w:pStyle w:val="ListNumber"/>
+      </w:pPr>
+      <w:r>
+        <w:rPr>
+          <w:rFonts w:ascii="Microsoft YaHei" w:hAnsi="Microsoft YaHei" w:eastAsia="Microsoft YaHei" w:cs="Microsoft YaHei"/>
+          <w:sz w:val="21"/>
+        </w:rPr>
+        <w:t>按 标签编号 与基础二维码标签一一匹配粘贴</w:t>
+      </w:r>
+    </w:p>
+    <w:p>
+      <w:pPr>
+        <w:pStyle w:val="Heading2"/>
+      </w:pPr>
+      <w:r>
+        <w:rPr>
+          <w:rFonts w:ascii="Microsoft YaHei" w:hAnsi="Microsoft YaHei" w:eastAsia="Microsoft YaHei" w:cs="Microsoft YaHei"/>
+          <w:b/>
+          <w:sz w:val="25"/>
+        </w:rPr>
+        <w:t>2.3 为什么建议分成“基础二维码标签 + 信息标签”</w:t>
+      </w:r>
+    </w:p>
+    <w:p>
+      <w:r>
+        <w:rPr>
+          <w:rFonts w:ascii="Microsoft YaHei" w:hAnsi="Microsoft YaHei" w:eastAsia="Microsoft YaHei" w:cs="Microsoft YaHei"/>
+          <w:sz w:val="21"/>
+        </w:rPr>
+        <w:t>这样做更符合当前系统已经实现的能力，也更适合试运行阶段：</w:t>
+      </w:r>
+    </w:p>
+    <w:p>
+      <w:pPr>
+        <w:pStyle w:val="ListBullet"/>
+      </w:pPr>
+      <w:r>
+        <w:rPr>
+          <w:rFonts w:ascii="Microsoft YaHei" w:hAnsi="Microsoft YaHei" w:eastAsia="Microsoft YaHei" w:cs="Microsoft YaHei"/>
+          <w:sz w:val="21"/>
+        </w:rPr>
+        <w:t>入库建账前就可以先有二维码，不必等系统先导出</w:t>
+      </w:r>
+    </w:p>
+    <w:p>
+      <w:pPr>
+        <w:pStyle w:val="ListBullet"/>
+      </w:pPr>
+      <w:r>
+        <w:rPr>
+          <w:rFonts w:ascii="Microsoft YaHei" w:hAnsi="Microsoft YaHei" w:eastAsia="Microsoft YaHei" w:cs="Microsoft YaHei"/>
+          <w:sz w:val="21"/>
+        </w:rPr>
+        <w:t>系统导出的信息字段全部来自已建账库存，更接近实际在库状态</w:t>
+      </w:r>
+    </w:p>
+    <w:p>
+      <w:pPr>
+        <w:pStyle w:val="ListBullet"/>
+      </w:pPr>
+      <w:r>
+        <w:rPr>
+          <w:rFonts w:ascii="Microsoft YaHei" w:hAnsi="Microsoft YaHei" w:eastAsia="Microsoft YaHei" w:cs="Microsoft YaHei"/>
+          <w:sz w:val="21"/>
+        </w:rPr>
+        <w:t>如果主数据修正了名称、子类别、厚度、默认幅宽等，再重新导出即可拿到新的打印信息</w:t>
+      </w:r>
+    </w:p>
+    <w:p>
+      <w:pPr>
+        <w:pStyle w:val="ListBullet"/>
+      </w:pPr>
+      <w:r>
+        <w:rPr>
+          <w:rFonts w:ascii="Microsoft YaHei" w:hAnsi="Microsoft YaHei" w:eastAsia="Microsoft YaHei" w:cs="Microsoft YaHei"/>
+          <w:sz w:val="21"/>
+        </w:rPr>
+        <w:t>现场补打时只要认 标签编号，不需要靠人工区分同产品代码下的多个批号或多个标签</w:t>
       </w:r>
     </w:p>
     <w:p/>
     <w:p>
+      <w:pPr>
+        <w:pStyle w:val="Heading1"/>
+      </w:pPr>
       <w:r>
-        <w:t>1. 本说明文档</w:t>
+        <w:rPr>
+          <w:rFonts w:ascii="Microsoft YaHei" w:hAnsi="Microsoft YaHei" w:eastAsia="Microsoft YaHei" w:cs="Microsoft YaHei"/>
+          <w:b/>
+          <w:sz w:val="30"/>
+        </w:rPr>
+        <w:t>3. 两类标签的职责划分</w:t>
+      </w:r>
+    </w:p>
+    <w:p>
+      <w:pPr>
+        <w:pStyle w:val="Heading2"/>
+      </w:pPr>
+      <w:r>
+        <w:rPr>
+          <w:rFonts w:ascii="Microsoft YaHei" w:hAnsi="Microsoft YaHei" w:eastAsia="Microsoft YaHei" w:cs="Microsoft YaHei"/>
+          <w:b/>
+          <w:sz w:val="25"/>
+        </w:rPr>
+        <w:t>3.1 基础二维码标签</w:t>
       </w:r>
     </w:p>
     <w:p>
       <w:r>
-        <w:t>2. `扫码标签数据.xlsx` 标签台账模板</w:t>
+        <w:rPr>
+          <w:rFonts w:ascii="Microsoft YaHei" w:hAnsi="Microsoft YaHei" w:eastAsia="Microsoft YaHei" w:cs="Microsoft YaHei"/>
+          <w:sz w:val="21"/>
+        </w:rPr>
+        <w:t>基础二维码标签建议只承担“可扫、可追溯、可唯一识别”的职责。</w:t>
       </w:r>
     </w:p>
     <w:p>
       <w:r>
-        <w:t>3. `膜材_100x50_横版.svg` 版式示意图</w:t>
+        <w:rPr>
+          <w:rFonts w:ascii="Microsoft YaHei" w:hAnsi="Microsoft YaHei" w:eastAsia="Microsoft YaHei" w:cs="Microsoft YaHei"/>
+          <w:sz w:val="21"/>
+        </w:rPr>
+        <w:t>建议至少包含：</w:t>
+      </w:r>
+    </w:p>
+    <w:p>
+      <w:pPr>
+        <w:pStyle w:val="ListBullet"/>
+      </w:pPr>
+      <w:r>
+        <w:rPr>
+          <w:rFonts w:ascii="Microsoft YaHei" w:hAnsi="Microsoft YaHei" w:eastAsia="Microsoft YaHei" w:cs="Microsoft YaHei"/>
+          <w:sz w:val="21"/>
+        </w:rPr>
+        <w:t>二维码</w:t>
+      </w:r>
+    </w:p>
+    <w:p>
+      <w:pPr>
+        <w:pStyle w:val="ListBullet"/>
+      </w:pPr>
+      <w:r>
+        <w:rPr>
+          <w:rFonts w:ascii="Microsoft YaHei" w:hAnsi="Microsoft YaHei" w:eastAsia="Microsoft YaHei" w:cs="Microsoft YaHei"/>
+          <w:sz w:val="21"/>
+        </w:rPr>
+        <w:t>标签编号</w:t>
       </w:r>
     </w:p>
     <w:p>
       <w:r>
-        <w:t>4. `化材标准瓶_100x30_横版.svg` 版式示意图</w:t>
+        <w:rPr>
+          <w:rFonts w:ascii="Microsoft YaHei" w:hAnsi="Microsoft YaHei" w:eastAsia="Microsoft YaHei" w:cs="Microsoft YaHei"/>
+          <w:sz w:val="21"/>
+        </w:rPr>
+        <w:t>如果现场空间足够，也可以增加：</w:t>
+      </w:r>
+    </w:p>
+    <w:p>
+      <w:pPr>
+        <w:pStyle w:val="ListBullet"/>
+      </w:pPr>
+      <w:r>
+        <w:rPr>
+          <w:rFonts w:ascii="Microsoft YaHei" w:hAnsi="Microsoft YaHei" w:eastAsia="Microsoft YaHei" w:cs="Microsoft YaHei"/>
+          <w:sz w:val="21"/>
+        </w:rPr>
+        <w:t>产品代码</w:t>
       </w:r>
     </w:p>
     <w:p>
       <w:r>
-        <w:t>5. `化材小瓶_100x30_极简裁切版.svg` 版式示意图</w:t>
+        <w:rPr>
+          <w:rFonts w:ascii="Microsoft YaHei" w:hAnsi="Microsoft YaHei" w:eastAsia="Microsoft YaHei" w:cs="Microsoft YaHei"/>
+          <w:sz w:val="21"/>
+        </w:rPr>
+        <w:t>但基础二维码标签本身不建议承担完整物料信息展示职责。</w:t>
+      </w:r>
+    </w:p>
+    <w:p>
+      <w:pPr>
+        <w:pStyle w:val="Heading2"/>
+      </w:pPr>
+      <w:r>
+        <w:rPr>
+          <w:rFonts w:ascii="Microsoft YaHei" w:hAnsi="Microsoft YaHei" w:eastAsia="Microsoft YaHei" w:cs="Microsoft YaHei"/>
+          <w:b/>
+          <w:sz w:val="25"/>
+        </w:rPr>
+        <w:t>3.2 信息标签</w:t>
+      </w:r>
+    </w:p>
+    <w:p>
+      <w:r>
+        <w:rPr>
+          <w:rFonts w:ascii="Microsoft YaHei" w:hAnsi="Microsoft YaHei" w:eastAsia="Microsoft YaHei" w:cs="Microsoft YaHei"/>
+          <w:sz w:val="21"/>
+        </w:rPr>
+        <w:t>信息标签是系统现阶段真正支持导出的打印数据。</w:t>
+      </w:r>
+    </w:p>
+    <w:p>
+      <w:r>
+        <w:rPr>
+          <w:rFonts w:ascii="Microsoft YaHei" w:hAnsi="Microsoft YaHei" w:eastAsia="Microsoft YaHei" w:cs="Microsoft YaHei"/>
+          <w:sz w:val="21"/>
+        </w:rPr>
+        <w:t>它的作用是补充人眼可读信息，帮助现场快速核对：</w:t>
+      </w:r>
+    </w:p>
+    <w:p>
+      <w:pPr>
+        <w:pStyle w:val="ListBullet"/>
+      </w:pPr>
+      <w:r>
+        <w:rPr>
+          <w:rFonts w:ascii="Microsoft YaHei" w:hAnsi="Microsoft YaHei" w:eastAsia="Microsoft YaHei" w:cs="Microsoft YaHei"/>
+          <w:sz w:val="21"/>
+        </w:rPr>
+        <w:t>这是哪一个标签</w:t>
+      </w:r>
+    </w:p>
+    <w:p>
+      <w:pPr>
+        <w:pStyle w:val="ListBullet"/>
+      </w:pPr>
+      <w:r>
+        <w:rPr>
+          <w:rFonts w:ascii="Microsoft YaHei" w:hAnsi="Microsoft YaHei" w:eastAsia="Microsoft YaHei" w:cs="Microsoft YaHei"/>
+          <w:sz w:val="21"/>
+        </w:rPr>
+        <w:t>对应什么产品</w:t>
+      </w:r>
+    </w:p>
+    <w:p>
+      <w:pPr>
+        <w:pStyle w:val="ListBullet"/>
+      </w:pPr>
+      <w:r>
+        <w:rPr>
+          <w:rFonts w:ascii="Microsoft YaHei" w:hAnsi="Microsoft YaHei" w:eastAsia="Microsoft YaHei" w:cs="Microsoft YaHei"/>
+          <w:sz w:val="21"/>
+        </w:rPr>
+        <w:t>是哪一个批次</w:t>
+      </w:r>
+    </w:p>
+    <w:p>
+      <w:pPr>
+        <w:pStyle w:val="ListBullet"/>
+      </w:pPr>
+      <w:r>
+        <w:rPr>
+          <w:rFonts w:ascii="Microsoft YaHei" w:hAnsi="Microsoft YaHei" w:eastAsia="Microsoft YaHei" w:cs="Microsoft YaHei"/>
+          <w:sz w:val="21"/>
+        </w:rPr>
+        <w:t>膜材规格或化材名称是否正确</w:t>
+      </w:r>
+    </w:p>
+    <w:p>
+      <w:r>
+        <w:rPr>
+          <w:rFonts w:ascii="Microsoft YaHei" w:hAnsi="Microsoft YaHei" w:eastAsia="Microsoft YaHei" w:cs="Microsoft YaHei"/>
+          <w:sz w:val="21"/>
+        </w:rPr>
+        <w:t>信息标签的唯一匹配主键仍然是：</w:t>
+      </w:r>
+    </w:p>
+    <w:p>
+      <w:pPr>
+        <w:pStyle w:val="ListBullet"/>
+      </w:pPr>
+      <w:r>
+        <w:rPr>
+          <w:rFonts w:ascii="Microsoft YaHei" w:hAnsi="Microsoft YaHei" w:eastAsia="Microsoft YaHei" w:cs="Microsoft YaHei"/>
+          <w:sz w:val="21"/>
+        </w:rPr>
+        <w:t>标签编号</w:t>
+      </w:r>
+    </w:p>
+    <w:p>
+      <w:r>
+        <w:rPr>
+          <w:rFonts w:ascii="Microsoft YaHei" w:hAnsi="Microsoft YaHei" w:eastAsia="Microsoft YaHei" w:cs="Microsoft YaHei"/>
+          <w:sz w:val="21"/>
+        </w:rPr>
+        <w:t>不是：</w:t>
+      </w:r>
+    </w:p>
+    <w:p>
+      <w:pPr>
+        <w:pStyle w:val="ListBullet"/>
+      </w:pPr>
+      <w:r>
+        <w:rPr>
+          <w:rFonts w:ascii="Microsoft YaHei" w:hAnsi="Microsoft YaHei" w:eastAsia="Microsoft YaHei" w:cs="Microsoft YaHei"/>
+          <w:sz w:val="21"/>
+        </w:rPr>
+        <w:t>产品代码</w:t>
+      </w:r>
+    </w:p>
+    <w:p>
+      <w:pPr>
+        <w:pStyle w:val="ListBullet"/>
+      </w:pPr>
+      <w:r>
+        <w:rPr>
+          <w:rFonts w:ascii="Microsoft YaHei" w:hAnsi="Microsoft YaHei" w:eastAsia="Microsoft YaHei" w:cs="Microsoft YaHei"/>
+          <w:sz w:val="21"/>
+        </w:rPr>
+        <w:t>批号</w:t>
+      </w:r>
+    </w:p>
+    <w:p>
+      <w:pPr>
+        <w:pStyle w:val="ListBullet"/>
+      </w:pPr>
+      <w:r>
+        <w:rPr>
+          <w:rFonts w:ascii="Microsoft YaHei" w:hAnsi="Microsoft YaHei" w:eastAsia="Microsoft YaHei" w:cs="Microsoft YaHei"/>
+          <w:sz w:val="21"/>
+        </w:rPr>
+        <w:t>物料名称</w:t>
+      </w:r>
+    </w:p>
+    <w:p>
+      <w:r>
+        <w:rPr>
+          <w:rFonts w:ascii="Microsoft YaHei" w:hAnsi="Microsoft YaHei" w:eastAsia="Microsoft YaHei" w:cs="Microsoft YaHei"/>
+          <w:sz w:val="21"/>
+        </w:rPr>
+        <w:t>因为同一个产品代码下可能同时存在多个批号，也可能同一批号下有多个标签。</w:t>
       </w:r>
     </w:p>
     <w:p/>
     <w:p>
+      <w:pPr>
+        <w:pStyle w:val="Heading1"/>
+      </w:pPr>
       <w:r>
-        <w:t>本轮目标是先把扫码标签体系跑通，不等待定制规格，不追求一次定型。</w:t>
+        <w:rPr>
+          <w:rFonts w:ascii="Microsoft YaHei" w:hAnsi="Microsoft YaHei" w:eastAsia="Microsoft YaHei" w:cs="Microsoft YaHei"/>
+          <w:b/>
+          <w:sz w:val="30"/>
+        </w:rPr>
+        <w:t>4. 系统里的“标签导出”能力</w:t>
+      </w:r>
+    </w:p>
+    <w:p>
+      <w:pPr>
+        <w:pStyle w:val="Heading2"/>
+      </w:pPr>
+      <w:r>
+        <w:rPr>
+          <w:rFonts w:ascii="Microsoft YaHei" w:hAnsi="Microsoft YaHei" w:eastAsia="Microsoft YaHei" w:cs="Microsoft YaHei"/>
+          <w:b/>
+          <w:sz w:val="25"/>
+        </w:rPr>
+        <w:t>4.1 入口与权限</w:t>
+      </w:r>
+    </w:p>
+    <w:p>
+      <w:r>
+        <w:rPr>
+          <w:rFonts w:ascii="Microsoft YaHei" w:hAnsi="Microsoft YaHei" w:eastAsia="Microsoft YaHei" w:cs="Microsoft YaHei"/>
+          <w:sz w:val="21"/>
+        </w:rPr>
+        <w:t>当前系统中，首页快捷入口已提供 标签导出。</w:t>
+      </w:r>
+    </w:p>
+    <w:p>
+      <w:r>
+        <w:rPr>
+          <w:rFonts w:ascii="Microsoft YaHei" w:hAnsi="Microsoft YaHei" w:eastAsia="Microsoft YaHei" w:cs="Microsoft YaHei"/>
+          <w:sz w:val="21"/>
+        </w:rPr>
+        <w:t>可访问对象为：</w:t>
+      </w:r>
+    </w:p>
+    <w:p>
+      <w:pPr>
+        <w:pStyle w:val="ListBullet"/>
+      </w:pPr>
+      <w:r>
+        <w:rPr>
+          <w:rFonts w:ascii="Microsoft YaHei" w:hAnsi="Microsoft YaHei" w:eastAsia="Microsoft YaHei" w:cs="Microsoft YaHei"/>
+          <w:sz w:val="21"/>
+        </w:rPr>
+        <w:t>所有 active 状态用户</w:t>
+      </w:r>
+    </w:p>
+    <w:p>
+      <w:r>
+        <w:rPr>
+          <w:rFonts w:ascii="Microsoft YaHei" w:hAnsi="Microsoft YaHei" w:eastAsia="Microsoft YaHei" w:cs="Microsoft YaHei"/>
+          <w:sz w:val="21"/>
+        </w:rPr>
+        <w:t>不可访问对象为：</w:t>
+      </w:r>
+    </w:p>
+    <w:p>
+      <w:pPr>
+        <w:pStyle w:val="ListBullet"/>
+      </w:pPr>
+      <w:r>
+        <w:rPr>
+          <w:rFonts w:ascii="Microsoft YaHei" w:hAnsi="Microsoft YaHei" w:eastAsia="Microsoft YaHei" w:cs="Microsoft YaHei"/>
+          <w:sz w:val="21"/>
+        </w:rPr>
+        <w:t>pending</w:t>
+      </w:r>
+    </w:p>
+    <w:p>
+      <w:pPr>
+        <w:pStyle w:val="ListBullet"/>
+      </w:pPr>
+      <w:r>
+        <w:rPr>
+          <w:rFonts w:ascii="Microsoft YaHei" w:hAnsi="Microsoft YaHei" w:eastAsia="Microsoft YaHei" w:cs="Microsoft YaHei"/>
+          <w:sz w:val="21"/>
+        </w:rPr>
+        <w:t>rejected</w:t>
+      </w:r>
+    </w:p>
+    <w:p>
+      <w:pPr>
+        <w:pStyle w:val="ListBullet"/>
+      </w:pPr>
+      <w:r>
+        <w:rPr>
+          <w:rFonts w:ascii="Microsoft YaHei" w:hAnsi="Microsoft YaHei" w:eastAsia="Microsoft YaHei" w:cs="Microsoft YaHei"/>
+          <w:sz w:val="21"/>
+        </w:rPr>
+        <w:t>其他未激活状态账号</w:t>
+      </w:r>
+    </w:p>
+    <w:p>
+      <w:r>
+        <w:rPr>
+          <w:rFonts w:ascii="Microsoft YaHei" w:hAnsi="Microsoft YaHei" w:eastAsia="Microsoft YaHei" w:cs="Microsoft YaHei"/>
+          <w:sz w:val="21"/>
+        </w:rPr>
+        <w:t>也就是说，当前它不是管理员专属功能，而是已激活用户都可以使用的只读导出能力。</w:t>
+      </w:r>
+    </w:p>
+    <w:p>
+      <w:pPr>
+        <w:pStyle w:val="Heading2"/>
+      </w:pPr>
+      <w:r>
+        <w:rPr>
+          <w:rFonts w:ascii="Microsoft YaHei" w:hAnsi="Microsoft YaHei" w:eastAsia="Microsoft YaHei" w:cs="Microsoft YaHei"/>
+          <w:b/>
+          <w:sz w:val="25"/>
+        </w:rPr>
+        <w:t>4.2 页面能力</w:t>
+      </w:r>
+    </w:p>
+    <w:p>
+      <w:r>
+        <w:rPr>
+          <w:rFonts w:ascii="Microsoft YaHei" w:hAnsi="Microsoft YaHei" w:eastAsia="Microsoft YaHei" w:cs="Microsoft YaHei"/>
+          <w:sz w:val="21"/>
+        </w:rPr>
+        <w:t>标签导出页当前支持：</w:t>
+      </w:r>
+    </w:p>
+    <w:p>
+      <w:pPr>
+        <w:pStyle w:val="ListBullet"/>
+      </w:pPr>
+      <w:r>
+        <w:rPr>
+          <w:rFonts w:ascii="Microsoft YaHei" w:hAnsi="Microsoft YaHei" w:eastAsia="Microsoft YaHei" w:cs="Microsoft YaHei"/>
+          <w:sz w:val="21"/>
+        </w:rPr>
+        <w:t>切换模板类型</w:t>
+      </w:r>
+    </w:p>
+    <w:p>
+      <w:pPr>
+        <w:pStyle w:val="ListBullet"/>
+      </w:pPr>
+      <w:r>
+        <w:rPr>
+          <w:rFonts w:ascii="Microsoft YaHei" w:hAnsi="Microsoft YaHei" w:eastAsia="Microsoft YaHei" w:cs="Microsoft YaHei"/>
+          <w:sz w:val="21"/>
+        </w:rPr>
+        <w:t>按关键词搜索</w:t>
+      </w:r>
+    </w:p>
+    <w:p>
+      <w:pPr>
+        <w:pStyle w:val="ListBullet"/>
+      </w:pPr>
+      <w:r>
+        <w:rPr>
+          <w:rFonts w:ascii="Microsoft YaHei" w:hAnsi="Microsoft YaHei" w:eastAsia="Microsoft YaHei" w:cs="Microsoft YaHei"/>
+          <w:sz w:val="21"/>
+        </w:rPr>
+        <w:t>勾选指定标签</w:t>
+      </w:r>
+    </w:p>
+    <w:p>
+      <w:pPr>
+        <w:pStyle w:val="ListBullet"/>
+      </w:pPr>
+      <w:r>
+        <w:rPr>
+          <w:rFonts w:ascii="Microsoft YaHei" w:hAnsi="Microsoft YaHei" w:eastAsia="Microsoft YaHei" w:cs="Microsoft YaHei"/>
+          <w:sz w:val="21"/>
+        </w:rPr>
+        <w:t>导出单一模板的 Excel</w:t>
+      </w:r>
+    </w:p>
+    <w:p>
+      <w:r>
+        <w:rPr>
+          <w:rFonts w:ascii="Microsoft YaHei" w:hAnsi="Microsoft YaHei" w:eastAsia="Microsoft YaHei" w:cs="Microsoft YaHei"/>
+          <w:sz w:val="21"/>
+        </w:rPr>
+        <w:t>搜索字段口径为：</w:t>
+      </w:r>
+    </w:p>
+    <w:p>
+      <w:pPr>
+        <w:pStyle w:val="ListBullet"/>
+      </w:pPr>
+      <w:r>
+        <w:rPr>
+          <w:rFonts w:ascii="Microsoft YaHei" w:hAnsi="Microsoft YaHei" w:eastAsia="Microsoft YaHei" w:cs="Microsoft YaHei"/>
+          <w:sz w:val="21"/>
+        </w:rPr>
+        <w:t>标签编号</w:t>
+      </w:r>
+    </w:p>
+    <w:p>
+      <w:pPr>
+        <w:pStyle w:val="ListBullet"/>
+      </w:pPr>
+      <w:r>
+        <w:rPr>
+          <w:rFonts w:ascii="Microsoft YaHei" w:hAnsi="Microsoft YaHei" w:eastAsia="Microsoft YaHei" w:cs="Microsoft YaHei"/>
+          <w:sz w:val="21"/>
+        </w:rPr>
+        <w:t>产品代码</w:t>
+      </w:r>
+    </w:p>
+    <w:p>
+      <w:pPr>
+        <w:pStyle w:val="ListBullet"/>
+      </w:pPr>
+      <w:r>
+        <w:rPr>
+          <w:rFonts w:ascii="Microsoft YaHei" w:hAnsi="Microsoft YaHei" w:eastAsia="Microsoft YaHei" w:cs="Microsoft YaHei"/>
+          <w:sz w:val="21"/>
+        </w:rPr>
+        <w:t>物料名称</w:t>
+      </w:r>
+    </w:p>
+    <w:p>
+      <w:pPr>
+        <w:pStyle w:val="ListBullet"/>
+      </w:pPr>
+      <w:r>
+        <w:rPr>
+          <w:rFonts w:ascii="Microsoft YaHei" w:hAnsi="Microsoft YaHei" w:eastAsia="Microsoft YaHei" w:cs="Microsoft YaHei"/>
+          <w:sz w:val="21"/>
+        </w:rPr>
+        <w:t>批号</w:t>
+      </w:r>
+    </w:p>
+    <w:p>
+      <w:r>
+        <w:rPr>
+          <w:rFonts w:ascii="Microsoft YaHei" w:hAnsi="Microsoft YaHei" w:eastAsia="Microsoft YaHei" w:cs="Microsoft YaHei"/>
+          <w:sz w:val="21"/>
+        </w:rPr>
+        <w:t>页面上的固定提示语是：</w:t>
+      </w:r>
+    </w:p>
+    <w:p>
+      <w:pPr>
+        <w:pStyle w:val="ListBullet"/>
+      </w:pPr>
+      <w:r>
+        <w:rPr>
+          <w:rFonts w:ascii="Microsoft YaHei" w:hAnsi="Microsoft YaHei" w:eastAsia="Microsoft YaHei" w:cs="Microsoft YaHei"/>
+          <w:sz w:val="21"/>
+        </w:rPr>
+        <w:t>请按标签编号对应基础二维码标签粘贴</w:t>
+      </w:r>
+    </w:p>
+    <w:p>
+      <w:r>
+        <w:rPr>
+          <w:rFonts w:ascii="Microsoft YaHei" w:hAnsi="Microsoft YaHei" w:eastAsia="Microsoft YaHei" w:cs="Microsoft YaHei"/>
+          <w:sz w:val="21"/>
+        </w:rPr>
+        <w:t>这条提示语就是当前系统对现场操作语义的正式收口。</w:t>
+      </w:r>
+    </w:p>
+    <w:p>
+      <w:pPr>
+        <w:pStyle w:val="Heading2"/>
+      </w:pPr>
+      <w:r>
+        <w:rPr>
+          <w:rFonts w:ascii="Microsoft YaHei" w:hAnsi="Microsoft YaHei" w:eastAsia="Microsoft YaHei" w:cs="Microsoft YaHei"/>
+          <w:b/>
+          <w:sz w:val="25"/>
+        </w:rPr>
+        <w:t>4.3 模板类型</w:t>
+      </w:r>
+    </w:p>
+    <w:p>
+      <w:r>
+        <w:rPr>
+          <w:rFonts w:ascii="Microsoft YaHei" w:hAnsi="Microsoft YaHei" w:eastAsia="Microsoft YaHei" w:cs="Microsoft YaHei"/>
+          <w:sz w:val="21"/>
+        </w:rPr>
+        <w:t>系统当前支持 3 种模板类型：</w:t>
+      </w:r>
+    </w:p>
+    <w:p>
+      <w:pPr>
+        <w:pStyle w:val="ListNumber"/>
+      </w:pPr>
+      <w:r>
+        <w:rPr>
+          <w:rFonts w:ascii="Microsoft YaHei" w:hAnsi="Microsoft YaHei" w:eastAsia="Microsoft YaHei" w:cs="Microsoft YaHei"/>
+          <w:sz w:val="21"/>
+        </w:rPr>
+        <w:t>膜材信息标签</w:t>
+      </w:r>
+    </w:p>
+    <w:p>
+      <w:pPr>
+        <w:pStyle w:val="ListNumber"/>
+      </w:pPr>
+      <w:r>
+        <w:rPr>
+          <w:rFonts w:ascii="Microsoft YaHei" w:hAnsi="Microsoft YaHei" w:eastAsia="Microsoft YaHei" w:cs="Microsoft YaHei"/>
+          <w:sz w:val="21"/>
+        </w:rPr>
+        <w:t>化材标准瓶信息标签</w:t>
+      </w:r>
+    </w:p>
+    <w:p>
+      <w:pPr>
+        <w:pStyle w:val="ListNumber"/>
+      </w:pPr>
+      <w:r>
+        <w:rPr>
+          <w:rFonts w:ascii="Microsoft YaHei" w:hAnsi="Microsoft YaHei" w:eastAsia="Microsoft YaHei" w:cs="Microsoft YaHei"/>
+          <w:sz w:val="21"/>
+        </w:rPr>
+        <w:t>化材小瓶信息标签</w:t>
+      </w:r>
+    </w:p>
+    <w:p>
+      <w:r>
+        <w:rPr>
+          <w:rFonts w:ascii="Microsoft YaHei" w:hAnsi="Microsoft YaHei" w:eastAsia="Microsoft YaHei" w:cs="Microsoft YaHei"/>
+          <w:sz w:val="21"/>
+        </w:rPr>
+        <w:t>每次导出只会生成：</w:t>
+      </w:r>
+    </w:p>
+    <w:p>
+      <w:pPr>
+        <w:pStyle w:val="ListBullet"/>
+      </w:pPr>
+      <w:r>
+        <w:rPr>
+          <w:rFonts w:ascii="Microsoft YaHei" w:hAnsi="Microsoft YaHei" w:eastAsia="Microsoft YaHei" w:cs="Microsoft YaHei"/>
+          <w:sz w:val="21"/>
+        </w:rPr>
+        <w:t>1 个工作簿</w:t>
+      </w:r>
+    </w:p>
+    <w:p>
+      <w:pPr>
+        <w:pStyle w:val="ListBullet"/>
+      </w:pPr>
+      <w:r>
+        <w:rPr>
+          <w:rFonts w:ascii="Microsoft YaHei" w:hAnsi="Microsoft YaHei" w:eastAsia="Microsoft YaHei" w:cs="Microsoft YaHei"/>
+          <w:sz w:val="21"/>
+        </w:rPr>
+        <w:t>1 个数据 sheet</w:t>
+      </w:r>
+    </w:p>
+    <w:p>
+      <w:pPr>
+        <w:pStyle w:val="ListBullet"/>
+      </w:pPr>
+      <w:r>
+        <w:rPr>
+          <w:rFonts w:ascii="Microsoft YaHei" w:hAnsi="Microsoft YaHei" w:eastAsia="Microsoft YaHei" w:cs="Microsoft YaHei"/>
+          <w:sz w:val="21"/>
+        </w:rPr>
+        <w:t>当前所选模板类型对应的字段列</w:t>
+      </w:r>
+    </w:p>
+    <w:p>
+      <w:r>
+        <w:rPr>
+          <w:rFonts w:ascii="Microsoft YaHei" w:hAnsi="Microsoft YaHei" w:eastAsia="Microsoft YaHei" w:cs="Microsoft YaHei"/>
+          <w:sz w:val="21"/>
+        </w:rPr>
+        <w:t>不是旧方案里的“一个文件 3 个 sheet 混装”模式。</w:t>
+      </w:r>
+    </w:p>
+    <w:p>
+      <w:pPr>
+        <w:pStyle w:val="Heading2"/>
+      </w:pPr>
+      <w:r>
+        <w:rPr>
+          <w:rFonts w:ascii="Microsoft YaHei" w:hAnsi="Microsoft YaHei" w:eastAsia="Microsoft YaHei" w:cs="Microsoft YaHei"/>
+          <w:b/>
+          <w:sz w:val="25"/>
+        </w:rPr>
+        <w:t>4.4 导出范围与限制</w:t>
+      </w:r>
+    </w:p>
+    <w:p>
+      <w:r>
+        <w:rPr>
+          <w:rFonts w:ascii="Microsoft YaHei" w:hAnsi="Microsoft YaHei" w:eastAsia="Microsoft YaHei" w:cs="Microsoft YaHei"/>
+          <w:sz w:val="21"/>
+        </w:rPr>
+        <w:t>当前导出逻辑还带有这几个边界：</w:t>
+      </w:r>
+    </w:p>
+    <w:p>
+      <w:pPr>
+        <w:pStyle w:val="ListBullet"/>
+      </w:pPr>
+      <w:r>
+        <w:rPr>
+          <w:rFonts w:ascii="Microsoft YaHei" w:hAnsi="Microsoft YaHei" w:eastAsia="Microsoft YaHei" w:cs="Microsoft YaHei"/>
+          <w:sz w:val="21"/>
+        </w:rPr>
+        <w:t>只导出当前仍在库的标签</w:t>
+      </w:r>
+    </w:p>
+    <w:p>
+      <w:pPr>
+        <w:pStyle w:val="ListBullet"/>
+      </w:pPr>
+      <w:r>
+        <w:rPr>
+          <w:rFonts w:ascii="Microsoft YaHei" w:hAnsi="Microsoft YaHei" w:eastAsia="Microsoft YaHei" w:cs="Microsoft YaHei"/>
+          <w:sz w:val="21"/>
+        </w:rPr>
+        <w:t>只导出与当前模板类型类别匹配的标签</w:t>
+      </w:r>
+    </w:p>
+    <w:p>
+      <w:pPr>
+        <w:pStyle w:val="ListBullet"/>
+      </w:pPr>
+      <w:r>
+        <w:rPr>
+          <w:rFonts w:ascii="Microsoft YaHei" w:hAnsi="Microsoft YaHei" w:eastAsia="Microsoft YaHei" w:cs="Microsoft YaHei"/>
+          <w:sz w:val="21"/>
+        </w:rPr>
+        <w:t>只能导出用户勾选的标签</w:t>
+      </w:r>
+    </w:p>
+    <w:p>
+      <w:pPr>
+        <w:pStyle w:val="ListBullet"/>
+      </w:pPr>
+      <w:r>
+        <w:rPr>
+          <w:rFonts w:ascii="Microsoft YaHei" w:hAnsi="Microsoft YaHei" w:eastAsia="Microsoft YaHei" w:cs="Microsoft YaHei"/>
+          <w:sz w:val="21"/>
+        </w:rPr>
+        <w:t>单次最多导出 200 个标签</w:t>
+      </w:r>
+    </w:p>
+    <w:p>
+      <w:r>
+        <w:rPr>
+          <w:rFonts w:ascii="Microsoft YaHei" w:hAnsi="Microsoft YaHei" w:eastAsia="Microsoft YaHei" w:cs="Microsoft YaHei"/>
+          <w:sz w:val="21"/>
+        </w:rPr>
+        <w:t>这意味着：</w:t>
+      </w:r>
+    </w:p>
+    <w:p>
+      <w:pPr>
+        <w:pStyle w:val="ListBullet"/>
+      </w:pPr>
+      <w:r>
+        <w:rPr>
+          <w:rFonts w:ascii="Microsoft YaHei" w:hAnsi="Microsoft YaHei" w:eastAsia="Microsoft YaHei" w:cs="Microsoft YaHei"/>
+          <w:sz w:val="21"/>
+        </w:rPr>
+        <w:t>如果标签已经不在库，就不会出现在导出列表里</w:t>
+      </w:r>
+    </w:p>
+    <w:p>
+      <w:pPr>
+        <w:pStyle w:val="ListBullet"/>
+      </w:pPr>
+      <w:r>
+        <w:rPr>
+          <w:rFonts w:ascii="Microsoft YaHei" w:hAnsi="Microsoft YaHei" w:eastAsia="Microsoft YaHei" w:cs="Microsoft YaHei"/>
+          <w:sz w:val="21"/>
+        </w:rPr>
+        <w:t>如果要重打，必须在仍在库的前提下重新勾选导出</w:t>
+      </w:r>
+    </w:p>
+    <w:p>
+      <w:pPr>
+        <w:pStyle w:val="ListBullet"/>
+      </w:pPr>
+      <w:r>
+        <w:rPr>
+          <w:rFonts w:ascii="Microsoft YaHei" w:hAnsi="Microsoft YaHei" w:eastAsia="Microsoft YaHei" w:cs="Microsoft YaHei"/>
+          <w:sz w:val="21"/>
+        </w:rPr>
+        <w:t>多次导出同一个标签是允许的，这本身是正常的补打或重打场景</w:t>
       </w:r>
     </w:p>
     <w:p/>
     <w:p>
+      <w:pPr>
+        <w:pStyle w:val="Heading1"/>
+      </w:pPr>
       <w:r>
-        <w:t>---</w:t>
+        <w:rPr>
+          <w:rFonts w:ascii="Microsoft YaHei" w:hAnsi="Microsoft YaHei" w:eastAsia="Microsoft YaHei" w:cs="Microsoft YaHei"/>
+          <w:b/>
+          <w:sz w:val="30"/>
+        </w:rPr>
+        <w:t>5. Excel 导出字段口径</w:t>
+      </w:r>
+    </w:p>
+    <w:p>
+      <w:pPr>
+        <w:pStyle w:val="Heading2"/>
+      </w:pPr>
+      <w:r>
+        <w:rPr>
+          <w:rFonts w:ascii="Microsoft YaHei" w:hAnsi="Microsoft YaHei" w:eastAsia="Microsoft YaHei" w:cs="Microsoft YaHei"/>
+          <w:b/>
+          <w:sz w:val="25"/>
+        </w:rPr>
+        <w:t>5.1 膜材信息标签</w:t>
+      </w:r>
+    </w:p>
+    <w:p>
+      <w:r>
+        <w:rPr>
+          <w:rFonts w:ascii="Microsoft YaHei" w:hAnsi="Microsoft YaHei" w:eastAsia="Microsoft YaHei" w:cs="Microsoft YaHei"/>
+          <w:sz w:val="21"/>
+        </w:rPr>
+        <w:t>导出列顺序固定为：</w:t>
+      </w:r>
+    </w:p>
+    <w:p>
+      <w:pPr>
+        <w:pStyle w:val="ListNumber"/>
+      </w:pPr>
+      <w:r>
+        <w:rPr>
+          <w:rFonts w:ascii="Microsoft YaHei" w:hAnsi="Microsoft YaHei" w:eastAsia="Microsoft YaHei" w:cs="Microsoft YaHei"/>
+          <w:sz w:val="21"/>
+        </w:rPr>
+        <w:t>标签编号</w:t>
+      </w:r>
+    </w:p>
+    <w:p>
+      <w:pPr>
+        <w:pStyle w:val="ListNumber"/>
+      </w:pPr>
+      <w:r>
+        <w:rPr>
+          <w:rFonts w:ascii="Microsoft YaHei" w:hAnsi="Microsoft YaHei" w:eastAsia="Microsoft YaHei" w:cs="Microsoft YaHei"/>
+          <w:sz w:val="21"/>
+        </w:rPr>
+        <w:t>产品代码</w:t>
+      </w:r>
+    </w:p>
+    <w:p>
+      <w:pPr>
+        <w:pStyle w:val="ListNumber"/>
+      </w:pPr>
+      <w:r>
+        <w:rPr>
+          <w:rFonts w:ascii="Microsoft YaHei" w:hAnsi="Microsoft YaHei" w:eastAsia="Microsoft YaHei" w:cs="Microsoft YaHei"/>
+          <w:sz w:val="21"/>
+        </w:rPr>
+        <w:t>物料名称</w:t>
+      </w:r>
+    </w:p>
+    <w:p>
+      <w:pPr>
+        <w:pStyle w:val="ListNumber"/>
+      </w:pPr>
+      <w:r>
+        <w:rPr>
+          <w:rFonts w:ascii="Microsoft YaHei" w:hAnsi="Microsoft YaHei" w:eastAsia="Microsoft YaHei" w:cs="Microsoft YaHei"/>
+          <w:sz w:val="21"/>
+        </w:rPr>
+        <w:t>子类别</w:t>
+      </w:r>
+    </w:p>
+    <w:p>
+      <w:pPr>
+        <w:pStyle w:val="ListNumber"/>
+      </w:pPr>
+      <w:r>
+        <w:rPr>
+          <w:rFonts w:ascii="Microsoft YaHei" w:hAnsi="Microsoft YaHei" w:eastAsia="Microsoft YaHei" w:cs="Microsoft YaHei"/>
+          <w:sz w:val="21"/>
+        </w:rPr>
+        <w:t>厚度</w:t>
+      </w:r>
+    </w:p>
+    <w:p>
+      <w:pPr>
+        <w:pStyle w:val="ListNumber"/>
+      </w:pPr>
+      <w:r>
+        <w:rPr>
+          <w:rFonts w:ascii="Microsoft YaHei" w:hAnsi="Microsoft YaHei" w:eastAsia="Microsoft YaHei" w:cs="Microsoft YaHei"/>
+          <w:sz w:val="21"/>
+        </w:rPr>
+        <w:t>幅宽</w:t>
+      </w:r>
+    </w:p>
+    <w:p>
+      <w:pPr>
+        <w:pStyle w:val="ListNumber"/>
+      </w:pPr>
+      <w:r>
+        <w:rPr>
+          <w:rFonts w:ascii="Microsoft YaHei" w:hAnsi="Microsoft YaHei" w:eastAsia="Microsoft YaHei" w:cs="Microsoft YaHei"/>
+          <w:sz w:val="21"/>
+        </w:rPr>
+        <w:t>批次</w:t>
+      </w:r>
+    </w:p>
+    <w:p>
+      <w:pPr>
+        <w:pStyle w:val="ListNumber"/>
+      </w:pPr>
+      <w:r>
+        <w:rPr>
+          <w:rFonts w:ascii="Microsoft YaHei" w:hAnsi="Microsoft YaHei" w:eastAsia="Microsoft YaHei" w:cs="Microsoft YaHei"/>
+          <w:sz w:val="21"/>
+        </w:rPr>
+        <w:t>过期日期</w:t>
+      </w:r>
+    </w:p>
+    <w:p>
+      <w:r>
+        <w:rPr>
+          <w:rFonts w:ascii="Microsoft YaHei" w:hAnsi="Microsoft YaHei" w:eastAsia="Microsoft YaHei" w:cs="Microsoft YaHei"/>
+          <w:sz w:val="21"/>
+        </w:rPr>
+        <w:t>其中：</w:t>
+      </w:r>
+    </w:p>
+    <w:p>
+      <w:pPr>
+        <w:pStyle w:val="ListBullet"/>
+      </w:pPr>
+      <w:r>
+        <w:rPr>
+          <w:rFonts w:ascii="Microsoft YaHei" w:hAnsi="Microsoft YaHei" w:eastAsia="Microsoft YaHei" w:cs="Microsoft YaHei"/>
+          <w:sz w:val="21"/>
+        </w:rPr>
+        <w:t>标签编号 / 批次 / 过期日期 来自当前库存标签</w:t>
+      </w:r>
+    </w:p>
+    <w:p>
+      <w:pPr>
+        <w:pStyle w:val="ListBullet"/>
+      </w:pPr>
+      <w:r>
+        <w:rPr>
+          <w:rFonts w:ascii="Microsoft YaHei" w:hAnsi="Microsoft YaHei" w:eastAsia="Microsoft YaHei" w:cs="Microsoft YaHei"/>
+          <w:sz w:val="21"/>
+        </w:rPr>
+        <w:t>产品代码 / 物料名称 / 子类别 优先沿用库存快照，必要时由主数据兜底</w:t>
+      </w:r>
+    </w:p>
+    <w:p>
+      <w:pPr>
+        <w:pStyle w:val="ListBullet"/>
+      </w:pPr>
+      <w:r>
+        <w:rPr>
+          <w:rFonts w:ascii="Microsoft YaHei" w:hAnsi="Microsoft YaHei" w:eastAsia="Microsoft YaHei" w:cs="Microsoft YaHei"/>
+          <w:sz w:val="21"/>
+        </w:rPr>
+        <w:t>厚度 优先使用当前主数据</w:t>
+      </w:r>
+    </w:p>
+    <w:p>
+      <w:pPr>
+        <w:pStyle w:val="ListBullet"/>
+      </w:pPr>
+      <w:r>
+        <w:rPr>
+          <w:rFonts w:ascii="Microsoft YaHei" w:hAnsi="Microsoft YaHei" w:eastAsia="Microsoft YaHei" w:cs="Microsoft YaHei"/>
+          <w:sz w:val="21"/>
+        </w:rPr>
+        <w:t>幅宽 优先使用当前库存标签的实际幅宽，再回退主数据默认幅宽</w:t>
+      </w:r>
+    </w:p>
+    <w:p>
+      <w:pPr>
+        <w:pStyle w:val="Heading2"/>
+      </w:pPr>
+      <w:r>
+        <w:rPr>
+          <w:rFonts w:ascii="Microsoft YaHei" w:hAnsi="Microsoft YaHei" w:eastAsia="Microsoft YaHei" w:cs="Microsoft YaHei"/>
+          <w:b/>
+          <w:sz w:val="25"/>
+        </w:rPr>
+        <w:t>5.2 化材标准瓶信息标签</w:t>
+      </w:r>
+    </w:p>
+    <w:p>
+      <w:r>
+        <w:rPr>
+          <w:rFonts w:ascii="Microsoft YaHei" w:hAnsi="Microsoft YaHei" w:eastAsia="Microsoft YaHei" w:cs="Microsoft YaHei"/>
+          <w:sz w:val="21"/>
+        </w:rPr>
+        <w:t>导出列顺序固定为：</w:t>
+      </w:r>
+    </w:p>
+    <w:p>
+      <w:pPr>
+        <w:pStyle w:val="ListNumber"/>
+      </w:pPr>
+      <w:r>
+        <w:rPr>
+          <w:rFonts w:ascii="Microsoft YaHei" w:hAnsi="Microsoft YaHei" w:eastAsia="Microsoft YaHei" w:cs="Microsoft YaHei"/>
+          <w:sz w:val="21"/>
+        </w:rPr>
+        <w:t>标签编号</w:t>
+      </w:r>
+    </w:p>
+    <w:p>
+      <w:pPr>
+        <w:pStyle w:val="ListNumber"/>
+      </w:pPr>
+      <w:r>
+        <w:rPr>
+          <w:rFonts w:ascii="Microsoft YaHei" w:hAnsi="Microsoft YaHei" w:eastAsia="Microsoft YaHei" w:cs="Microsoft YaHei"/>
+          <w:sz w:val="21"/>
+        </w:rPr>
+        <w:t>产品代码</w:t>
+      </w:r>
+    </w:p>
+    <w:p>
+      <w:pPr>
+        <w:pStyle w:val="ListNumber"/>
+      </w:pPr>
+      <w:r>
+        <w:rPr>
+          <w:rFonts w:ascii="Microsoft YaHei" w:hAnsi="Microsoft YaHei" w:eastAsia="Microsoft YaHei" w:cs="Microsoft YaHei"/>
+          <w:sz w:val="21"/>
+        </w:rPr>
+        <w:t>物料名称</w:t>
+      </w:r>
+    </w:p>
+    <w:p>
+      <w:pPr>
+        <w:pStyle w:val="Heading2"/>
+      </w:pPr>
+      <w:r>
+        <w:rPr>
+          <w:rFonts w:ascii="Microsoft YaHei" w:hAnsi="Microsoft YaHei" w:eastAsia="Microsoft YaHei" w:cs="Microsoft YaHei"/>
+          <w:b/>
+          <w:sz w:val="25"/>
+        </w:rPr>
+        <w:t>5.3 化材小瓶信息标签</w:t>
+      </w:r>
+    </w:p>
+    <w:p>
+      <w:r>
+        <w:rPr>
+          <w:rFonts w:ascii="Microsoft YaHei" w:hAnsi="Microsoft YaHei" w:eastAsia="Microsoft YaHei" w:cs="Microsoft YaHei"/>
+          <w:sz w:val="21"/>
+        </w:rPr>
+        <w:t>导出列顺序固定为：</w:t>
+      </w:r>
+    </w:p>
+    <w:p>
+      <w:pPr>
+        <w:pStyle w:val="ListNumber"/>
+      </w:pPr>
+      <w:r>
+        <w:rPr>
+          <w:rFonts w:ascii="Microsoft YaHei" w:hAnsi="Microsoft YaHei" w:eastAsia="Microsoft YaHei" w:cs="Microsoft YaHei"/>
+          <w:sz w:val="21"/>
+        </w:rPr>
+        <w:t>标签编号</w:t>
+      </w:r>
+    </w:p>
+    <w:p>
+      <w:pPr>
+        <w:pStyle w:val="ListNumber"/>
+      </w:pPr>
+      <w:r>
+        <w:rPr>
+          <w:rFonts w:ascii="Microsoft YaHei" w:hAnsi="Microsoft YaHei" w:eastAsia="Microsoft YaHei" w:cs="Microsoft YaHei"/>
+          <w:sz w:val="21"/>
+        </w:rPr>
+        <w:t>产品代码</w:t>
+      </w:r>
+    </w:p>
+    <w:p>
+      <w:pPr>
+        <w:pStyle w:val="Heading2"/>
+      </w:pPr>
+      <w:r>
+        <w:rPr>
+          <w:rFonts w:ascii="Microsoft YaHei" w:hAnsi="Microsoft YaHei" w:eastAsia="Microsoft YaHei" w:cs="Microsoft YaHei"/>
+          <w:b/>
+          <w:sz w:val="25"/>
+        </w:rPr>
+        <w:t>5.4 关于二维码字段</w:t>
+      </w:r>
+    </w:p>
+    <w:p>
+      <w:r>
+        <w:rPr>
+          <w:rFonts w:ascii="Microsoft YaHei" w:hAnsi="Microsoft YaHei" w:eastAsia="Microsoft YaHei" w:cs="Microsoft YaHei"/>
+          <w:sz w:val="21"/>
+        </w:rPr>
+        <w:t>当前系统导出的 Excel 不单独提供 qr_text 之类字段。</w:t>
+      </w:r>
+    </w:p>
+    <w:p>
+      <w:r>
+        <w:rPr>
+          <w:rFonts w:ascii="Microsoft YaHei" w:hAnsi="Microsoft YaHei" w:eastAsia="Microsoft YaHei" w:cs="Microsoft YaHei"/>
+          <w:sz w:val="21"/>
+        </w:rPr>
+        <w:t>这不是缺失，而是因为在 BarTender 里：</w:t>
+      </w:r>
+    </w:p>
+    <w:p>
+      <w:pPr>
+        <w:pStyle w:val="ListBullet"/>
+      </w:pPr>
+      <w:r>
+        <w:rPr>
+          <w:rFonts w:ascii="Microsoft YaHei" w:hAnsi="Microsoft YaHei" w:eastAsia="Microsoft YaHei" w:cs="Microsoft YaHei"/>
+          <w:sz w:val="21"/>
+        </w:rPr>
+        <w:t>如果你要打印二维码，直接把二维码对象绑定到 标签编号 列即可</w:t>
+      </w:r>
+    </w:p>
+    <w:p>
+      <w:r>
+        <w:rPr>
+          <w:rFonts w:ascii="Microsoft YaHei" w:hAnsi="Microsoft YaHei" w:eastAsia="Microsoft YaHei" w:cs="Microsoft YaHei"/>
+          <w:sz w:val="21"/>
+        </w:rPr>
+        <w:t>也就是说，二维码内容不是靠人工手输，而是由 BarTender 根据 标签编号 自动生成。</w:t>
       </w:r>
     </w:p>
     <w:p/>
@@ -70,32 +1643,490 @@
         <w:pStyle w:val="Heading1"/>
       </w:pPr>
       <w:r>
-        <w:t>2. 试运行收口原则</w:t>
+        <w:rPr>
+          <w:rFonts w:ascii="Microsoft YaHei" w:hAnsi="Microsoft YaHei" w:eastAsia="Microsoft YaHei" w:cs="Microsoft YaHei"/>
+          <w:b/>
+          <w:sz w:val="30"/>
+        </w:rPr>
+        <w:t>6. BarTender 现场操作步骤</w:t>
+      </w:r>
+    </w:p>
+    <w:p>
+      <w:pPr>
+        <w:pStyle w:val="Heading2"/>
+      </w:pPr>
+      <w:r>
+        <w:rPr>
+          <w:rFonts w:ascii="Microsoft YaHei" w:hAnsi="Microsoft YaHei" w:eastAsia="Microsoft YaHei" w:cs="Microsoft YaHei"/>
+          <w:b/>
+          <w:sz w:val="25"/>
+        </w:rPr>
+        <w:t>6.1 第一步：在系统里导出 Excel</w:t>
+      </w:r>
+    </w:p>
+    <w:p>
+      <w:pPr>
+        <w:pStyle w:val="ListNumber"/>
+      </w:pPr>
+      <w:r>
+        <w:rPr>
+          <w:rFonts w:ascii="Microsoft YaHei" w:hAnsi="Microsoft YaHei" w:eastAsia="Microsoft YaHei" w:cs="Microsoft YaHei"/>
+          <w:sz w:val="21"/>
+        </w:rPr>
+        <w:t>打开小程序首页</w:t>
+      </w:r>
+    </w:p>
+    <w:p>
+      <w:pPr>
+        <w:pStyle w:val="ListNumber"/>
+      </w:pPr>
+      <w:r>
+        <w:rPr>
+          <w:rFonts w:ascii="Microsoft YaHei" w:hAnsi="Microsoft YaHei" w:eastAsia="Microsoft YaHei" w:cs="Microsoft YaHei"/>
+          <w:sz w:val="21"/>
+        </w:rPr>
+        <w:t>进入 标签导出</w:t>
+      </w:r>
+    </w:p>
+    <w:p>
+      <w:pPr>
+        <w:pStyle w:val="ListNumber"/>
+      </w:pPr>
+      <w:r>
+        <w:rPr>
+          <w:rFonts w:ascii="Microsoft YaHei" w:hAnsi="Microsoft YaHei" w:eastAsia="Microsoft YaHei" w:cs="Microsoft YaHei"/>
+          <w:sz w:val="21"/>
+        </w:rPr>
+        <w:t>选择模板类型</w:t>
+      </w:r>
+    </w:p>
+    <w:p>
+      <w:pPr>
+        <w:pStyle w:val="ListNumber"/>
+      </w:pPr>
+      <w:r>
+        <w:rPr>
+          <w:rFonts w:ascii="Microsoft YaHei" w:hAnsi="Microsoft YaHei" w:eastAsia="Microsoft YaHei" w:cs="Microsoft YaHei"/>
+          <w:sz w:val="21"/>
+        </w:rPr>
+        <w:t>按 标签编号 / 产品代码 / 物料名称 / 批号 搜索</w:t>
+      </w:r>
+    </w:p>
+    <w:p>
+      <w:pPr>
+        <w:pStyle w:val="ListNumber"/>
+      </w:pPr>
+      <w:r>
+        <w:rPr>
+          <w:rFonts w:ascii="Microsoft YaHei" w:hAnsi="Microsoft YaHei" w:eastAsia="Microsoft YaHei" w:cs="Microsoft YaHei"/>
+          <w:sz w:val="21"/>
+        </w:rPr>
+        <w:t>勾选需要打印的标签</w:t>
+      </w:r>
+    </w:p>
+    <w:p>
+      <w:pPr>
+        <w:pStyle w:val="ListNumber"/>
+      </w:pPr>
+      <w:r>
+        <w:rPr>
+          <w:rFonts w:ascii="Microsoft YaHei" w:hAnsi="Microsoft YaHei" w:eastAsia="Microsoft YaHei" w:cs="Microsoft YaHei"/>
+          <w:sz w:val="21"/>
+        </w:rPr>
+        <w:t>点击 导出信息标签 Excel</w:t>
+      </w:r>
+    </w:p>
+    <w:p>
+      <w:pPr>
+        <w:pStyle w:val="ListNumber"/>
+      </w:pPr>
+      <w:r>
+        <w:rPr>
+          <w:rFonts w:ascii="Microsoft YaHei" w:hAnsi="Microsoft YaHei" w:eastAsia="Microsoft YaHei" w:cs="Microsoft YaHei"/>
+          <w:sz w:val="21"/>
+        </w:rPr>
+        <w:t>下载并保存到打印电脑</w:t>
+      </w:r>
+    </w:p>
+    <w:p>
+      <w:r>
+        <w:rPr>
+          <w:rFonts w:ascii="Microsoft YaHei" w:hAnsi="Microsoft YaHei" w:eastAsia="Microsoft YaHei" w:cs="Microsoft YaHei"/>
+          <w:sz w:val="21"/>
+        </w:rPr>
+        <w:t>建议文件不要长期反复复用。若主数据或库存记录有修正，最好重新导出一份最新文件。</w:t>
+      </w:r>
+    </w:p>
+    <w:p>
+      <w:pPr>
+        <w:pStyle w:val="Heading2"/>
+      </w:pPr>
+      <w:r>
+        <w:rPr>
+          <w:rFonts w:ascii="Microsoft YaHei" w:hAnsi="Microsoft YaHei" w:eastAsia="Microsoft YaHei" w:cs="Microsoft YaHei"/>
+          <w:b/>
+          <w:sz w:val="25"/>
+        </w:rPr>
+        <w:t>6.2 第二步：在 BarTender 连接 Excel</w:t>
+      </w:r>
+    </w:p>
+    <w:p>
+      <w:pPr>
+        <w:pStyle w:val="ListNumber"/>
+      </w:pPr>
+      <w:r>
+        <w:rPr>
+          <w:rFonts w:ascii="Microsoft YaHei" w:hAnsi="Microsoft YaHei" w:eastAsia="Microsoft YaHei" w:cs="Microsoft YaHei"/>
+          <w:sz w:val="21"/>
+        </w:rPr>
+        <w:t>打开 BarTender</w:t>
+      </w:r>
+    </w:p>
+    <w:p>
+      <w:pPr>
+        <w:pStyle w:val="ListNumber"/>
+      </w:pPr>
+      <w:r>
+        <w:rPr>
+          <w:rFonts w:ascii="Microsoft YaHei" w:hAnsi="Microsoft YaHei" w:eastAsia="Microsoft YaHei" w:cs="Microsoft YaHei"/>
+          <w:sz w:val="21"/>
+        </w:rPr>
+        <w:t>新建文档并选择当前 TSC 打印机</w:t>
+      </w:r>
+    </w:p>
+    <w:p>
+      <w:pPr>
+        <w:pStyle w:val="ListNumber"/>
+      </w:pPr>
+      <w:r>
+        <w:rPr>
+          <w:rFonts w:ascii="Microsoft YaHei" w:hAnsi="Microsoft YaHei" w:eastAsia="Microsoft YaHei" w:cs="Microsoft YaHei"/>
+          <w:sz w:val="21"/>
+        </w:rPr>
+        <w:t>设置对应纸张尺寸</w:t>
+      </w:r>
+    </w:p>
+    <w:p>
+      <w:pPr>
+        <w:pStyle w:val="ListNumber"/>
+      </w:pPr>
+      <w:r>
+        <w:rPr>
+          <w:rFonts w:ascii="Microsoft YaHei" w:hAnsi="Microsoft YaHei" w:eastAsia="Microsoft YaHei" w:cs="Microsoft YaHei"/>
+          <w:sz w:val="21"/>
+        </w:rPr>
+        <w:t>打开 File &gt; Database Connection Setup</w:t>
+      </w:r>
+    </w:p>
+    <w:p>
+      <w:pPr>
+        <w:pStyle w:val="ListNumber"/>
+      </w:pPr>
+      <w:r>
+        <w:rPr>
+          <w:rFonts w:ascii="Microsoft YaHei" w:hAnsi="Microsoft YaHei" w:eastAsia="Microsoft YaHei" w:cs="Microsoft YaHei"/>
+          <w:sz w:val="21"/>
+        </w:rPr>
+        <w:t>连接刚刚从系统导出的 Excel 文件</w:t>
+      </w:r>
+    </w:p>
+    <w:p>
+      <w:pPr>
+        <w:pStyle w:val="ListNumber"/>
+      </w:pPr>
+      <w:r>
+        <w:rPr>
+          <w:rFonts w:ascii="Microsoft YaHei" w:hAnsi="Microsoft YaHei" w:eastAsia="Microsoft YaHei" w:cs="Microsoft YaHei"/>
+          <w:sz w:val="21"/>
+        </w:rPr>
+        <w:t>选择该工作簿中的唯一数据 sheet</w:t>
+      </w:r>
+    </w:p>
+    <w:p>
+      <w:pPr>
+        <w:pStyle w:val="ListNumber"/>
+      </w:pPr>
+      <w:r>
+        <w:rPr>
+          <w:rFonts w:ascii="Microsoft YaHei" w:hAnsi="Microsoft YaHei" w:eastAsia="Microsoft YaHei" w:cs="Microsoft YaHei"/>
+          <w:sz w:val="21"/>
+        </w:rPr>
+        <w:t>确认能够看到 标签编号 等列名</w:t>
+      </w:r>
+    </w:p>
+    <w:p>
+      <w:pPr>
+        <w:pStyle w:val="Heading2"/>
+      </w:pPr>
+      <w:r>
+        <w:rPr>
+          <w:rFonts w:ascii="Microsoft YaHei" w:hAnsi="Microsoft YaHei" w:eastAsia="Microsoft YaHei" w:cs="Microsoft YaHei"/>
+          <w:b/>
+          <w:sz w:val="25"/>
+        </w:rPr>
+        <w:t>6.3 第三步：绑定对象字段</w:t>
+      </w:r>
+    </w:p>
+    <w:p>
+      <w:r>
+        <w:rPr>
+          <w:rFonts w:ascii="Microsoft YaHei" w:hAnsi="Microsoft YaHei" w:eastAsia="Microsoft YaHei" w:cs="Microsoft YaHei"/>
+          <w:sz w:val="21"/>
+        </w:rPr>
+        <w:t>如果你打印的是“信息标签”，建议直接把文本对象绑定到对应列：</w:t>
+      </w:r>
+    </w:p>
+    <w:p>
+      <w:pPr>
+        <w:pStyle w:val="ListBullet"/>
+      </w:pPr>
+      <w:r>
+        <w:rPr>
+          <w:rFonts w:ascii="Microsoft YaHei" w:hAnsi="Microsoft YaHei" w:eastAsia="Microsoft YaHei" w:cs="Microsoft YaHei"/>
+          <w:sz w:val="21"/>
+        </w:rPr>
+        <w:t>标签编号</w:t>
+      </w:r>
+    </w:p>
+    <w:p>
+      <w:pPr>
+        <w:pStyle w:val="ListBullet"/>
+      </w:pPr>
+      <w:r>
+        <w:rPr>
+          <w:rFonts w:ascii="Microsoft YaHei" w:hAnsi="Microsoft YaHei" w:eastAsia="Microsoft YaHei" w:cs="Microsoft YaHei"/>
+          <w:sz w:val="21"/>
+        </w:rPr>
+        <w:t>产品代码</w:t>
+      </w:r>
+    </w:p>
+    <w:p>
+      <w:pPr>
+        <w:pStyle w:val="ListBullet"/>
+      </w:pPr>
+      <w:r>
+        <w:rPr>
+          <w:rFonts w:ascii="Microsoft YaHei" w:hAnsi="Microsoft YaHei" w:eastAsia="Microsoft YaHei" w:cs="Microsoft YaHei"/>
+          <w:sz w:val="21"/>
+        </w:rPr>
+        <w:t>物料名称</w:t>
+      </w:r>
+    </w:p>
+    <w:p>
+      <w:pPr>
+        <w:pStyle w:val="ListBullet"/>
+      </w:pPr>
+      <w:r>
+        <w:rPr>
+          <w:rFonts w:ascii="Microsoft YaHei" w:hAnsi="Microsoft YaHei" w:eastAsia="Microsoft YaHei" w:cs="Microsoft YaHei"/>
+          <w:sz w:val="21"/>
+        </w:rPr>
+        <w:t>子类别</w:t>
+      </w:r>
+    </w:p>
+    <w:p>
+      <w:pPr>
+        <w:pStyle w:val="ListBullet"/>
+      </w:pPr>
+      <w:r>
+        <w:rPr>
+          <w:rFonts w:ascii="Microsoft YaHei" w:hAnsi="Microsoft YaHei" w:eastAsia="Microsoft YaHei" w:cs="Microsoft YaHei"/>
+          <w:sz w:val="21"/>
+        </w:rPr>
+        <w:t>厚度</w:t>
+      </w:r>
+    </w:p>
+    <w:p>
+      <w:pPr>
+        <w:pStyle w:val="ListBullet"/>
+      </w:pPr>
+      <w:r>
+        <w:rPr>
+          <w:rFonts w:ascii="Microsoft YaHei" w:hAnsi="Microsoft YaHei" w:eastAsia="Microsoft YaHei" w:cs="Microsoft YaHei"/>
+          <w:sz w:val="21"/>
+        </w:rPr>
+        <w:t>幅宽</w:t>
+      </w:r>
+    </w:p>
+    <w:p>
+      <w:pPr>
+        <w:pStyle w:val="ListBullet"/>
+      </w:pPr>
+      <w:r>
+        <w:rPr>
+          <w:rFonts w:ascii="Microsoft YaHei" w:hAnsi="Microsoft YaHei" w:eastAsia="Microsoft YaHei" w:cs="Microsoft YaHei"/>
+          <w:sz w:val="21"/>
+        </w:rPr>
+        <w:t>批次</w:t>
+      </w:r>
+    </w:p>
+    <w:p>
+      <w:pPr>
+        <w:pStyle w:val="ListBullet"/>
+      </w:pPr>
+      <w:r>
+        <w:rPr>
+          <w:rFonts w:ascii="Microsoft YaHei" w:hAnsi="Microsoft YaHei" w:eastAsia="Microsoft YaHei" w:cs="Microsoft YaHei"/>
+          <w:sz w:val="21"/>
+        </w:rPr>
+        <w:t>过期日期</w:t>
+      </w:r>
+    </w:p>
+    <w:p>
+      <w:r>
+        <w:rPr>
+          <w:rFonts w:ascii="Microsoft YaHei" w:hAnsi="Microsoft YaHei" w:eastAsia="Microsoft YaHei" w:cs="Microsoft YaHei"/>
+          <w:sz w:val="21"/>
+        </w:rPr>
+        <w:t>如果你需要做“重打整张标签”而不是只打信息层，那么二维码对象直接绑定：</w:t>
+      </w:r>
+    </w:p>
+    <w:p>
+      <w:pPr>
+        <w:pStyle w:val="ListBullet"/>
+      </w:pPr>
+      <w:r>
+        <w:rPr>
+          <w:rFonts w:ascii="Microsoft YaHei" w:hAnsi="Microsoft YaHei" w:eastAsia="Microsoft YaHei" w:cs="Microsoft YaHei"/>
+          <w:sz w:val="21"/>
+        </w:rPr>
+        <w:t>标签编号</w:t>
+      </w:r>
+    </w:p>
+    <w:p>
+      <w:r>
+        <w:rPr>
+          <w:rFonts w:ascii="Microsoft YaHei" w:hAnsi="Microsoft YaHei" w:eastAsia="Microsoft YaHei" w:cs="Microsoft YaHei"/>
+          <w:sz w:val="21"/>
+        </w:rPr>
+        <w:t>即可自动生成二维码，不需要额外输入二维码文本。</w:t>
+      </w:r>
+    </w:p>
+    <w:p>
+      <w:pPr>
+        <w:pStyle w:val="Heading2"/>
+      </w:pPr>
+      <w:r>
+        <w:rPr>
+          <w:rFonts w:ascii="Microsoft YaHei" w:hAnsi="Microsoft YaHei" w:eastAsia="Microsoft YaHei" w:cs="Microsoft YaHei"/>
+          <w:b/>
+          <w:sz w:val="25"/>
+        </w:rPr>
+        <w:t>6.4 第四步：预览与试打</w:t>
+      </w:r>
+    </w:p>
+    <w:p>
+      <w:r>
+        <w:rPr>
+          <w:rFonts w:ascii="Microsoft YaHei" w:hAnsi="Microsoft YaHei" w:eastAsia="Microsoft YaHei" w:cs="Microsoft YaHei"/>
+          <w:sz w:val="21"/>
+        </w:rPr>
+        <w:t>建议每种模板先试打 3 到 5 张，重点看：</w:t>
+      </w:r>
+    </w:p>
+    <w:p>
+      <w:pPr>
+        <w:pStyle w:val="ListBullet"/>
+      </w:pPr>
+      <w:r>
+        <w:rPr>
+          <w:rFonts w:ascii="Microsoft YaHei" w:hAnsi="Microsoft YaHei" w:eastAsia="Microsoft YaHei" w:cs="Microsoft YaHei"/>
+          <w:sz w:val="21"/>
+        </w:rPr>
+        <w:t>二维码是否能扫</w:t>
+      </w:r>
+    </w:p>
+    <w:p>
+      <w:pPr>
+        <w:pStyle w:val="ListBullet"/>
+      </w:pPr>
+      <w:r>
+        <w:rPr>
+          <w:rFonts w:ascii="Microsoft YaHei" w:hAnsi="Microsoft YaHei" w:eastAsia="Microsoft YaHei" w:cs="Microsoft YaHei"/>
+          <w:sz w:val="21"/>
+        </w:rPr>
+        <w:t>标签编号是否清楚</w:t>
+      </w:r>
+    </w:p>
+    <w:p>
+      <w:pPr>
+        <w:pStyle w:val="ListBullet"/>
+      </w:pPr>
+      <w:r>
+        <w:rPr>
+          <w:rFonts w:ascii="Microsoft YaHei" w:hAnsi="Microsoft YaHei" w:eastAsia="Microsoft YaHei" w:cs="Microsoft YaHei"/>
+          <w:sz w:val="21"/>
+        </w:rPr>
+        <w:t>长名称是否压缩过度</w:t>
+      </w:r>
+    </w:p>
+    <w:p>
+      <w:pPr>
+        <w:pStyle w:val="ListBullet"/>
+      </w:pPr>
+      <w:r>
+        <w:rPr>
+          <w:rFonts w:ascii="Microsoft YaHei" w:hAnsi="Microsoft YaHei" w:eastAsia="Microsoft YaHei" w:cs="Microsoft YaHei"/>
+          <w:sz w:val="21"/>
+        </w:rPr>
+        <w:t>膜材批次和过期日期是否重叠</w:t>
+      </w:r>
+    </w:p>
+    <w:p>
+      <w:pPr>
+        <w:pStyle w:val="ListBullet"/>
+      </w:pPr>
+      <w:r>
+        <w:rPr>
+          <w:rFonts w:ascii="Microsoft YaHei" w:hAnsi="Microsoft YaHei" w:eastAsia="Microsoft YaHei" w:cs="Microsoft YaHei"/>
+          <w:sz w:val="21"/>
+        </w:rPr>
+        <w:t>小瓶模板裁切后是否仍可识别</w:t>
+      </w:r>
+    </w:p>
+    <w:p>
+      <w:r>
+        <w:rPr>
+          <w:rFonts w:ascii="Microsoft YaHei" w:hAnsi="Microsoft YaHei" w:eastAsia="Microsoft YaHei" w:cs="Microsoft YaHei"/>
+          <w:sz w:val="21"/>
+        </w:rPr>
+        <w:t>确认无误后再批量打印。</w:t>
       </w:r>
     </w:p>
     <w:p/>
     <w:p>
       <w:pPr>
-        <w:pStyle w:val="ListBullet"/>
+        <w:pStyle w:val="Heading1"/>
       </w:pPr>
       <w:r>
-        <w:t>直接使用现场已有 `100 x 50 mm` 和 `100 x 30 mm` 耗材。</w:t>
+        <w:rPr>
+          <w:rFonts w:ascii="Microsoft YaHei" w:hAnsi="Microsoft YaHei" w:eastAsia="Microsoft YaHei" w:cs="Microsoft YaHei"/>
+          <w:b/>
+          <w:sz w:val="30"/>
+        </w:rPr>
+        <w:t>7. 三类模板的版式建议</w:t>
       </w:r>
     </w:p>
     <w:p>
       <w:pPr>
-        <w:pStyle w:val="ListBullet"/>
+        <w:pStyle w:val="Heading2"/>
       </w:pPr>
       <w:r>
-        <w:t>第一轮不做 BarTender 单模板多版式切换，统一使用 3 个独立模板。</w:t>
+        <w:rPr>
+          <w:rFonts w:ascii="Microsoft YaHei" w:hAnsi="Microsoft YaHei" w:eastAsia="Microsoft YaHei" w:cs="Microsoft YaHei"/>
+          <w:b/>
+          <w:sz w:val="25"/>
+        </w:rPr>
+        <w:t>7.1 膜材信息标签</w:t>
       </w:r>
     </w:p>
     <w:p>
-      <w:pPr>
-        <w:pStyle w:val="ListBullet"/>
-      </w:pPr>
       <w:r>
-        <w:t>二维码统一采用 `QR Code`。</w:t>
+        <w:rPr>
+          <w:rFonts w:ascii="Microsoft YaHei" w:hAnsi="Microsoft YaHei" w:eastAsia="Microsoft YaHei" w:cs="Microsoft YaHei"/>
+          <w:sz w:val="21"/>
+        </w:rPr>
+        <w:t>建议使用：</w:t>
       </w:r>
     </w:p>
     <w:p>
@@ -103,15 +2134,20 @@
         <w:pStyle w:val="ListBullet"/>
       </w:pPr>
       <w:r>
-        <w:t>二维码内容统一固定为标签编号 `unique_code`，例如 `L000123`。</w:t>
+        <w:rPr>
+          <w:rFonts w:ascii="Microsoft YaHei" w:hAnsi="Microsoft YaHei" w:eastAsia="Microsoft YaHei" w:cs="Microsoft YaHei"/>
+          <w:sz w:val="21"/>
+        </w:rPr>
+        <w:t>100 x 50 mm</w:t>
       </w:r>
     </w:p>
     <w:p>
-      <w:pPr>
-        <w:pStyle w:val="ListBullet"/>
-      </w:pPr>
       <w:r>
-        <w:t>微信普通扫一扫和小程序扫码读到的都是同一个标签编号。</w:t>
+        <w:rPr>
+          <w:rFonts w:ascii="Microsoft YaHei" w:hAnsi="Microsoft YaHei" w:eastAsia="Microsoft YaHei" w:cs="Microsoft YaHei"/>
+          <w:sz w:val="21"/>
+        </w:rPr>
+        <w:t>建议展示内容：</w:t>
       </w:r>
     </w:p>
     <w:p>
@@ -119,7 +2155,11 @@
         <w:pStyle w:val="ListBullet"/>
       </w:pPr>
       <w:r>
-        <w:t>标签只放静态识别信息，不放当前库存、不放当前库位、不放动态临期状态。</w:t>
+        <w:rPr>
+          <w:rFonts w:ascii="Microsoft YaHei" w:hAnsi="Microsoft YaHei" w:eastAsia="Microsoft YaHei" w:cs="Microsoft YaHei"/>
+          <w:sz w:val="21"/>
+        </w:rPr>
+        <w:t>左侧：二维码或标签编号区</w:t>
       </w:r>
     </w:p>
     <w:p>
@@ -127,13 +2167,606 @@
         <w:pStyle w:val="ListBullet"/>
       </w:pPr>
       <w:r>
-        <w:t>标签功能定位为库存运营标签，不替代原厂标签、GHS 标签和危险化学品主标签。</w:t>
+        <w:rPr>
+          <w:rFonts w:ascii="Microsoft YaHei" w:hAnsi="Microsoft YaHei" w:eastAsia="Microsoft YaHei" w:cs="Microsoft YaHei"/>
+          <w:sz w:val="21"/>
+        </w:rPr>
+        <w:t>右侧主标题：产品代码</w:t>
+      </w:r>
+    </w:p>
+    <w:p>
+      <w:pPr>
+        <w:pStyle w:val="ListBullet"/>
+      </w:pPr>
+      <w:r>
+        <w:rPr>
+          <w:rFonts w:ascii="Microsoft YaHei" w:hAnsi="Microsoft YaHei" w:eastAsia="Microsoft YaHei" w:cs="Microsoft YaHei"/>
+          <w:sz w:val="21"/>
+        </w:rPr>
+        <w:t>第二层：物料名称</w:t>
+      </w:r>
+    </w:p>
+    <w:p>
+      <w:pPr>
+        <w:pStyle w:val="ListBullet"/>
+      </w:pPr>
+      <w:r>
+        <w:rPr>
+          <w:rFonts w:ascii="Microsoft YaHei" w:hAnsi="Microsoft YaHei" w:eastAsia="Microsoft YaHei" w:cs="Microsoft YaHei"/>
+          <w:sz w:val="21"/>
+        </w:rPr>
+        <w:t>第三层：子类别、厚度、幅宽、批次、过期日期</w:t>
+      </w:r>
+    </w:p>
+    <w:p>
+      <w:r>
+        <w:rPr>
+          <w:rFonts w:ascii="Microsoft YaHei" w:hAnsi="Microsoft YaHei" w:eastAsia="Microsoft YaHei" w:cs="Microsoft YaHei"/>
+          <w:sz w:val="21"/>
+        </w:rPr>
+        <w:t>适合：</w:t>
+      </w:r>
+    </w:p>
+    <w:p>
+      <w:pPr>
+        <w:pStyle w:val="ListBullet"/>
+      </w:pPr>
+      <w:r>
+        <w:rPr>
+          <w:rFonts w:ascii="Microsoft YaHei" w:hAnsi="Microsoft YaHei" w:eastAsia="Microsoft YaHei" w:cs="Microsoft YaHei"/>
+          <w:sz w:val="21"/>
+        </w:rPr>
+        <w:t>膜材卷</w:t>
+      </w:r>
+    </w:p>
+    <w:p>
+      <w:pPr>
+        <w:pStyle w:val="ListBullet"/>
+      </w:pPr>
+      <w:r>
+        <w:rPr>
+          <w:rFonts w:ascii="Microsoft YaHei" w:hAnsi="Microsoft YaHei" w:eastAsia="Microsoft YaHei" w:cs="Microsoft YaHei"/>
+          <w:sz w:val="21"/>
+        </w:rPr>
+        <w:t>卷芯</w:t>
+      </w:r>
+    </w:p>
+    <w:p>
+      <w:pPr>
+        <w:pStyle w:val="ListBullet"/>
+      </w:pPr>
+      <w:r>
+        <w:rPr>
+          <w:rFonts w:ascii="Microsoft YaHei" w:hAnsi="Microsoft YaHei" w:eastAsia="Microsoft YaHei" w:cs="Microsoft YaHei"/>
+          <w:sz w:val="21"/>
+        </w:rPr>
+        <w:t>外包装</w:t>
+      </w:r>
+    </w:p>
+    <w:p>
+      <w:pPr>
+        <w:pStyle w:val="ListBullet"/>
+      </w:pPr>
+      <w:r>
+        <w:rPr>
+          <w:rFonts w:ascii="Microsoft YaHei" w:hAnsi="Microsoft YaHei" w:eastAsia="Microsoft YaHei" w:cs="Microsoft YaHei"/>
+          <w:sz w:val="21"/>
+        </w:rPr>
+        <w:t>面积较大的贴标位置</w:t>
+      </w:r>
+    </w:p>
+    <w:p>
+      <w:pPr>
+        <w:pStyle w:val="Heading2"/>
+      </w:pPr>
+      <w:r>
+        <w:rPr>
+          <w:rFonts w:ascii="Microsoft YaHei" w:hAnsi="Microsoft YaHei" w:eastAsia="Microsoft YaHei" w:cs="Microsoft YaHei"/>
+          <w:b/>
+          <w:sz w:val="25"/>
+        </w:rPr>
+        <w:t>7.2 化材标准瓶信息标签</w:t>
+      </w:r>
+    </w:p>
+    <w:p>
+      <w:r>
+        <w:rPr>
+          <w:rFonts w:ascii="Microsoft YaHei" w:hAnsi="Microsoft YaHei" w:eastAsia="Microsoft YaHei" w:cs="Microsoft YaHei"/>
+          <w:sz w:val="21"/>
+        </w:rPr>
+        <w:t>建议使用：</w:t>
+      </w:r>
+    </w:p>
+    <w:p>
+      <w:pPr>
+        <w:pStyle w:val="ListBullet"/>
+      </w:pPr>
+      <w:r>
+        <w:rPr>
+          <w:rFonts w:ascii="Microsoft YaHei" w:hAnsi="Microsoft YaHei" w:eastAsia="Microsoft YaHei" w:cs="Microsoft YaHei"/>
+          <w:sz w:val="21"/>
+        </w:rPr>
+        <w:t>100 x 30 mm</w:t>
+      </w:r>
+    </w:p>
+    <w:p>
+      <w:r>
+        <w:rPr>
+          <w:rFonts w:ascii="Microsoft YaHei" w:hAnsi="Microsoft YaHei" w:eastAsia="Microsoft YaHei" w:cs="Microsoft YaHei"/>
+          <w:sz w:val="21"/>
+        </w:rPr>
+        <w:t>建议展示内容：</w:t>
+      </w:r>
+    </w:p>
+    <w:p>
+      <w:pPr>
+        <w:pStyle w:val="ListBullet"/>
+      </w:pPr>
+      <w:r>
+        <w:rPr>
+          <w:rFonts w:ascii="Microsoft YaHei" w:hAnsi="Microsoft YaHei" w:eastAsia="Microsoft YaHei" w:cs="Microsoft YaHei"/>
+          <w:sz w:val="21"/>
+        </w:rPr>
+        <w:t>标签编号</w:t>
+      </w:r>
+    </w:p>
+    <w:p>
+      <w:pPr>
+        <w:pStyle w:val="ListBullet"/>
+      </w:pPr>
+      <w:r>
+        <w:rPr>
+          <w:rFonts w:ascii="Microsoft YaHei" w:hAnsi="Microsoft YaHei" w:eastAsia="Microsoft YaHei" w:cs="Microsoft YaHei"/>
+          <w:sz w:val="21"/>
+        </w:rPr>
+        <w:t>产品代码</w:t>
+      </w:r>
+    </w:p>
+    <w:p>
+      <w:pPr>
+        <w:pStyle w:val="ListBullet"/>
+      </w:pPr>
+      <w:r>
+        <w:rPr>
+          <w:rFonts w:ascii="Microsoft YaHei" w:hAnsi="Microsoft YaHei" w:eastAsia="Microsoft YaHei" w:cs="Microsoft YaHei"/>
+          <w:sz w:val="21"/>
+        </w:rPr>
+        <w:t>物料名称</w:t>
+      </w:r>
+    </w:p>
+    <w:p>
+      <w:r>
+        <w:rPr>
+          <w:rFonts w:ascii="Microsoft YaHei" w:hAnsi="Microsoft YaHei" w:eastAsia="Microsoft YaHei" w:cs="Microsoft YaHei"/>
+          <w:sz w:val="21"/>
+        </w:rPr>
+        <w:t>适合：</w:t>
+      </w:r>
+    </w:p>
+    <w:p>
+      <w:pPr>
+        <w:pStyle w:val="ListBullet"/>
+      </w:pPr>
+      <w:r>
+        <w:rPr>
+          <w:rFonts w:ascii="Microsoft YaHei" w:hAnsi="Microsoft YaHei" w:eastAsia="Microsoft YaHei" w:cs="Microsoft YaHei"/>
+          <w:sz w:val="21"/>
+        </w:rPr>
+        <w:t>500g 瓶</w:t>
+      </w:r>
+    </w:p>
+    <w:p>
+      <w:pPr>
+        <w:pStyle w:val="ListBullet"/>
+      </w:pPr>
+      <w:r>
+        <w:rPr>
+          <w:rFonts w:ascii="Microsoft YaHei" w:hAnsi="Microsoft YaHei" w:eastAsia="Microsoft YaHei" w:cs="Microsoft YaHei"/>
+          <w:sz w:val="21"/>
+        </w:rPr>
+        <w:t>中瓶</w:t>
+      </w:r>
+    </w:p>
+    <w:p>
+      <w:pPr>
+        <w:pStyle w:val="ListBullet"/>
+      </w:pPr>
+      <w:r>
+        <w:rPr>
+          <w:rFonts w:ascii="Microsoft YaHei" w:hAnsi="Microsoft YaHei" w:eastAsia="Microsoft YaHei" w:cs="Microsoft YaHei"/>
+          <w:sz w:val="21"/>
+        </w:rPr>
+        <w:t>大瓶</w:t>
+      </w:r>
+    </w:p>
+    <w:p>
+      <w:pPr>
+        <w:pStyle w:val="ListBullet"/>
+      </w:pPr>
+      <w:r>
+        <w:rPr>
+          <w:rFonts w:ascii="Microsoft YaHei" w:hAnsi="Microsoft YaHei" w:eastAsia="Microsoft YaHei" w:cs="Microsoft YaHei"/>
+          <w:sz w:val="21"/>
+        </w:rPr>
+        <w:t>常规桶身空白区域</w:t>
+      </w:r>
+    </w:p>
+    <w:p>
+      <w:pPr>
+        <w:pStyle w:val="Heading2"/>
+      </w:pPr>
+      <w:r>
+        <w:rPr>
+          <w:rFonts w:ascii="Microsoft YaHei" w:hAnsi="Microsoft YaHei" w:eastAsia="Microsoft YaHei" w:cs="Microsoft YaHei"/>
+          <w:b/>
+          <w:sz w:val="25"/>
+        </w:rPr>
+        <w:t>7.3 化材小瓶信息标签</w:t>
+      </w:r>
+    </w:p>
+    <w:p>
+      <w:r>
+        <w:rPr>
+          <w:rFonts w:ascii="Microsoft YaHei" w:hAnsi="Microsoft YaHei" w:eastAsia="Microsoft YaHei" w:cs="Microsoft YaHei"/>
+          <w:sz w:val="21"/>
+        </w:rPr>
+        <w:t>建议使用：</w:t>
+      </w:r>
+    </w:p>
+    <w:p>
+      <w:pPr>
+        <w:pStyle w:val="ListBullet"/>
+      </w:pPr>
+      <w:r>
+        <w:rPr>
+          <w:rFonts w:ascii="Microsoft YaHei" w:hAnsi="Microsoft YaHei" w:eastAsia="Microsoft YaHei" w:cs="Microsoft YaHei"/>
+          <w:sz w:val="21"/>
+        </w:rPr>
+        <w:t>100 x 30 mm</w:t>
+      </w:r>
+    </w:p>
+    <w:p>
+      <w:r>
+        <w:rPr>
+          <w:rFonts w:ascii="Microsoft YaHei" w:hAnsi="Microsoft YaHei" w:eastAsia="Microsoft YaHei" w:cs="Microsoft YaHei"/>
+          <w:sz w:val="21"/>
+        </w:rPr>
+        <w:t>但只使用中间有效区域，打印后手工裁切。</w:t>
+      </w:r>
+    </w:p>
+    <w:p>
+      <w:r>
+        <w:rPr>
+          <w:rFonts w:ascii="Microsoft YaHei" w:hAnsi="Microsoft YaHei" w:eastAsia="Microsoft YaHei" w:cs="Microsoft YaHei"/>
+          <w:sz w:val="21"/>
+        </w:rPr>
+        <w:t>建议展示内容：</w:t>
+      </w:r>
+    </w:p>
+    <w:p>
+      <w:pPr>
+        <w:pStyle w:val="ListBullet"/>
+      </w:pPr>
+      <w:r>
+        <w:rPr>
+          <w:rFonts w:ascii="Microsoft YaHei" w:hAnsi="Microsoft YaHei" w:eastAsia="Microsoft YaHei" w:cs="Microsoft YaHei"/>
+          <w:sz w:val="21"/>
+        </w:rPr>
+        <w:t>标签编号</w:t>
+      </w:r>
+    </w:p>
+    <w:p>
+      <w:pPr>
+        <w:pStyle w:val="ListBullet"/>
+      </w:pPr>
+      <w:r>
+        <w:rPr>
+          <w:rFonts w:ascii="Microsoft YaHei" w:hAnsi="Microsoft YaHei" w:eastAsia="Microsoft YaHei" w:cs="Microsoft YaHei"/>
+          <w:sz w:val="21"/>
+        </w:rPr>
+        <w:t>产品代码</w:t>
+      </w:r>
+    </w:p>
+    <w:p>
+      <w:r>
+        <w:rPr>
+          <w:rFonts w:ascii="Microsoft YaHei" w:hAnsi="Microsoft YaHei" w:eastAsia="Microsoft YaHei" w:cs="Microsoft YaHei"/>
+          <w:sz w:val="21"/>
+        </w:rPr>
+        <w:t>适合：</w:t>
+      </w:r>
+    </w:p>
+    <w:p>
+      <w:pPr>
+        <w:pStyle w:val="ListBullet"/>
+      </w:pPr>
+      <w:r>
+        <w:rPr>
+          <w:rFonts w:ascii="Microsoft YaHei" w:hAnsi="Microsoft YaHei" w:eastAsia="Microsoft YaHei" w:cs="Microsoft YaHei"/>
+          <w:sz w:val="21"/>
+        </w:rPr>
+        <w:t>小助剂瓶</w:t>
+      </w:r>
+    </w:p>
+    <w:p>
+      <w:pPr>
+        <w:pStyle w:val="ListBullet"/>
+      </w:pPr>
+      <w:r>
+        <w:rPr>
+          <w:rFonts w:ascii="Microsoft YaHei" w:hAnsi="Microsoft YaHei" w:eastAsia="Microsoft YaHei" w:cs="Microsoft YaHei"/>
+          <w:sz w:val="21"/>
+        </w:rPr>
+        <w:t>分装瓶</w:t>
+      </w:r>
+    </w:p>
+    <w:p>
+      <w:pPr>
+        <w:pStyle w:val="ListBullet"/>
+      </w:pPr>
+      <w:r>
+        <w:rPr>
+          <w:rFonts w:ascii="Microsoft YaHei" w:hAnsi="Microsoft YaHei" w:eastAsia="Microsoft YaHei" w:cs="Microsoft YaHei"/>
+          <w:sz w:val="21"/>
+        </w:rPr>
+        <w:t>很小的单瓶场景</w:t>
       </w:r>
     </w:p>
     <w:p/>
     <w:p>
+      <w:pPr>
+        <w:pStyle w:val="Heading1"/>
+      </w:pPr>
       <w:r>
-        <w:t>---</w:t>
+        <w:rPr>
+          <w:rFonts w:ascii="Microsoft YaHei" w:hAnsi="Microsoft YaHei" w:eastAsia="Microsoft YaHei" w:cs="Microsoft YaHei"/>
+          <w:b/>
+          <w:sz w:val="30"/>
+        </w:rPr>
+        <w:t>8. 现场贴标与补打规范</w:t>
+      </w:r>
+    </w:p>
+    <w:p>
+      <w:pPr>
+        <w:pStyle w:val="Heading2"/>
+      </w:pPr>
+      <w:r>
+        <w:rPr>
+          <w:rFonts w:ascii="Microsoft YaHei" w:hAnsi="Microsoft YaHei" w:eastAsia="Microsoft YaHei" w:cs="Microsoft YaHei"/>
+          <w:b/>
+          <w:sz w:val="25"/>
+        </w:rPr>
+        <w:t>8.1 贴标时只认标签编号</w:t>
+      </w:r>
+    </w:p>
+    <w:p>
+      <w:r>
+        <w:rPr>
+          <w:rFonts w:ascii="Microsoft YaHei" w:hAnsi="Microsoft YaHei" w:eastAsia="Microsoft YaHei" w:cs="Microsoft YaHei"/>
+          <w:sz w:val="21"/>
+        </w:rPr>
+        <w:t>现场粘贴时请按下面的顺序核对：</w:t>
+      </w:r>
+    </w:p>
+    <w:p>
+      <w:pPr>
+        <w:pStyle w:val="ListNumber"/>
+      </w:pPr>
+      <w:r>
+        <w:rPr>
+          <w:rFonts w:ascii="Microsoft YaHei" w:hAnsi="Microsoft YaHei" w:eastAsia="Microsoft YaHei" w:cs="Microsoft YaHei"/>
+          <w:sz w:val="21"/>
+        </w:rPr>
+        <w:t>先看基础二维码标签上的 标签编号</w:t>
+      </w:r>
+    </w:p>
+    <w:p>
+      <w:pPr>
+        <w:pStyle w:val="ListNumber"/>
+      </w:pPr>
+      <w:r>
+        <w:rPr>
+          <w:rFonts w:ascii="Microsoft YaHei" w:hAnsi="Microsoft YaHei" w:eastAsia="Microsoft YaHei" w:cs="Microsoft YaHei"/>
+          <w:sz w:val="21"/>
+        </w:rPr>
+        <w:t>再看导出 Excel 中对应行的 标签编号</w:t>
+      </w:r>
+    </w:p>
+    <w:p>
+      <w:pPr>
+        <w:pStyle w:val="ListNumber"/>
+      </w:pPr>
+      <w:r>
+        <w:rPr>
+          <w:rFonts w:ascii="Microsoft YaHei" w:hAnsi="Microsoft YaHei" w:eastAsia="Microsoft YaHei" w:cs="Microsoft YaHei"/>
+          <w:sz w:val="21"/>
+        </w:rPr>
+        <w:t>一一对应后再贴信息标签</w:t>
+      </w:r>
+    </w:p>
+    <w:p>
+      <w:r>
+        <w:rPr>
+          <w:rFonts w:ascii="Microsoft YaHei" w:hAnsi="Microsoft YaHei" w:eastAsia="Microsoft YaHei" w:cs="Microsoft YaHei"/>
+          <w:sz w:val="21"/>
+        </w:rPr>
+        <w:t>不要按以下字段自行判断贴哪张：</w:t>
+      </w:r>
+    </w:p>
+    <w:p>
+      <w:pPr>
+        <w:pStyle w:val="ListBullet"/>
+      </w:pPr>
+      <w:r>
+        <w:rPr>
+          <w:rFonts w:ascii="Microsoft YaHei" w:hAnsi="Microsoft YaHei" w:eastAsia="Microsoft YaHei" w:cs="Microsoft YaHei"/>
+          <w:sz w:val="21"/>
+        </w:rPr>
+        <w:t>产品代码</w:t>
+      </w:r>
+    </w:p>
+    <w:p>
+      <w:pPr>
+        <w:pStyle w:val="ListBullet"/>
+      </w:pPr>
+      <w:r>
+        <w:rPr>
+          <w:rFonts w:ascii="Microsoft YaHei" w:hAnsi="Microsoft YaHei" w:eastAsia="Microsoft YaHei" w:cs="Microsoft YaHei"/>
+          <w:sz w:val="21"/>
+        </w:rPr>
+        <w:t>批号</w:t>
+      </w:r>
+    </w:p>
+    <w:p>
+      <w:pPr>
+        <w:pStyle w:val="ListBullet"/>
+      </w:pPr>
+      <w:r>
+        <w:rPr>
+          <w:rFonts w:ascii="Microsoft YaHei" w:hAnsi="Microsoft YaHei" w:eastAsia="Microsoft YaHei" w:cs="Microsoft YaHei"/>
+          <w:sz w:val="21"/>
+        </w:rPr>
+        <w:t>物料名称</w:t>
+      </w:r>
+    </w:p>
+    <w:p>
+      <w:pPr>
+        <w:pStyle w:val="Heading2"/>
+      </w:pPr>
+      <w:r>
+        <w:rPr>
+          <w:rFonts w:ascii="Microsoft YaHei" w:hAnsi="Microsoft YaHei" w:eastAsia="Microsoft YaHei" w:cs="Microsoft YaHei"/>
+          <w:b/>
+          <w:sz w:val="25"/>
+        </w:rPr>
+        <w:t>8.2 重打是允许的</w:t>
+      </w:r>
+    </w:p>
+    <w:p>
+      <w:r>
+        <w:rPr>
+          <w:rFonts w:ascii="Microsoft YaHei" w:hAnsi="Microsoft YaHei" w:eastAsia="Microsoft YaHei" w:cs="Microsoft YaHei"/>
+          <w:sz w:val="21"/>
+        </w:rPr>
+        <w:t>同一个标签被重复导出、重复打印，并不一定是问题。</w:t>
+      </w:r>
+    </w:p>
+    <w:p>
+      <w:r>
+        <w:rPr>
+          <w:rFonts w:ascii="Microsoft YaHei" w:hAnsi="Microsoft YaHei" w:eastAsia="Microsoft YaHei" w:cs="Microsoft YaHei"/>
+          <w:sz w:val="21"/>
+        </w:rPr>
+        <w:t>常见合理场景包括：</w:t>
+      </w:r>
+    </w:p>
+    <w:p>
+      <w:pPr>
+        <w:pStyle w:val="ListBullet"/>
+      </w:pPr>
+      <w:r>
+        <w:rPr>
+          <w:rFonts w:ascii="Microsoft YaHei" w:hAnsi="Microsoft YaHei" w:eastAsia="Microsoft YaHei" w:cs="Microsoft YaHei"/>
+          <w:sz w:val="21"/>
+        </w:rPr>
+        <w:t>首次打印后贴歪了，需要重打</w:t>
+      </w:r>
+    </w:p>
+    <w:p>
+      <w:pPr>
+        <w:pStyle w:val="ListBullet"/>
+      </w:pPr>
+      <w:r>
+        <w:rPr>
+          <w:rFonts w:ascii="Microsoft YaHei" w:hAnsi="Microsoft YaHei" w:eastAsia="Microsoft YaHei" w:cs="Microsoft YaHei"/>
+          <w:sz w:val="21"/>
+        </w:rPr>
+        <w:t>标签污损，需要补打</w:t>
+      </w:r>
+    </w:p>
+    <w:p>
+      <w:pPr>
+        <w:pStyle w:val="ListBullet"/>
+      </w:pPr>
+      <w:r>
+        <w:rPr>
+          <w:rFonts w:ascii="Microsoft YaHei" w:hAnsi="Microsoft YaHei" w:eastAsia="Microsoft YaHei" w:cs="Microsoft YaHei"/>
+          <w:sz w:val="21"/>
+        </w:rPr>
+        <w:t>主数据名称或规格被修正后，需要重新打最新版信息标签</w:t>
+      </w:r>
+    </w:p>
+    <w:p>
+      <w:r>
+        <w:rPr>
+          <w:rFonts w:ascii="Microsoft YaHei" w:hAnsi="Microsoft YaHei" w:eastAsia="Microsoft YaHei" w:cs="Microsoft YaHei"/>
+          <w:sz w:val="21"/>
+        </w:rPr>
+        <w:t>所以系统保留“可重复导出”的能力是合理的。</w:t>
+      </w:r>
+    </w:p>
+    <w:p>
+      <w:pPr>
+        <w:pStyle w:val="Heading2"/>
+      </w:pPr>
+      <w:r>
+        <w:rPr>
+          <w:rFonts w:ascii="Microsoft YaHei" w:hAnsi="Microsoft YaHei" w:eastAsia="Microsoft YaHei" w:cs="Microsoft YaHei"/>
+          <w:b/>
+          <w:sz w:val="25"/>
+        </w:rPr>
+        <w:t>8.3 导出字段会跟随当前系统数据</w:t>
+      </w:r>
+    </w:p>
+    <w:p>
+      <w:r>
+        <w:rPr>
+          <w:rFonts w:ascii="Microsoft YaHei" w:hAnsi="Microsoft YaHei" w:eastAsia="Microsoft YaHei" w:cs="Microsoft YaHei"/>
+          <w:sz w:val="21"/>
+        </w:rPr>
+        <w:t>信息标签导出的字段，理论上与“当前库存记录 + 当前主数据”保持同源。</w:t>
+      </w:r>
+    </w:p>
+    <w:p>
+      <w:r>
+        <w:rPr>
+          <w:rFonts w:ascii="Microsoft YaHei" w:hAnsi="Microsoft YaHei" w:eastAsia="Microsoft YaHei" w:cs="Microsoft YaHei"/>
+          <w:sz w:val="21"/>
+        </w:rPr>
+        <w:t>这意味着：</w:t>
+      </w:r>
+    </w:p>
+    <w:p>
+      <w:pPr>
+        <w:pStyle w:val="ListBullet"/>
+      </w:pPr>
+      <w:r>
+        <w:rPr>
+          <w:rFonts w:ascii="Microsoft YaHei" w:hAnsi="Microsoft YaHei" w:eastAsia="Microsoft YaHei" w:cs="Microsoft YaHei"/>
+          <w:sz w:val="21"/>
+        </w:rPr>
+        <w:t>若系统主数据被修正，再重新导出，名称、子类别、厚度、默认幅宽等会跟着更新</w:t>
+      </w:r>
+    </w:p>
+    <w:p>
+      <w:pPr>
+        <w:pStyle w:val="ListBullet"/>
+      </w:pPr>
+      <w:r>
+        <w:rPr>
+          <w:rFonts w:ascii="Microsoft YaHei" w:hAnsi="Microsoft YaHei" w:eastAsia="Microsoft YaHei" w:cs="Microsoft YaHei"/>
+          <w:sz w:val="21"/>
+        </w:rPr>
+        <w:t>若当前库存标签本身记录了批次、过期日期、实际幅宽，则导出时会优先用当前库存标签的实际值</w:t>
+      </w:r>
+    </w:p>
+    <w:p>
+      <w:r>
+        <w:rPr>
+          <w:rFonts w:ascii="Microsoft YaHei" w:hAnsi="Microsoft YaHei" w:eastAsia="Microsoft YaHei" w:cs="Microsoft YaHei"/>
+          <w:sz w:val="21"/>
+        </w:rPr>
+        <w:t>因此，建议需要补打时重新导出，而不是长期保存旧版 Excel 反复使用。</w:t>
       </w:r>
     </w:p>
     <w:p/>
@@ -142,1640 +2775,121 @@
         <w:pStyle w:val="Heading1"/>
       </w:pPr>
       <w:r>
-        <w:t>3. 三类标签模板</w:t>
+        <w:rPr>
+          <w:rFonts w:ascii="Microsoft YaHei" w:hAnsi="Microsoft YaHei" w:eastAsia="Microsoft YaHei" w:cs="Microsoft YaHei"/>
+          <w:b/>
+          <w:sz w:val="30"/>
+        </w:rPr>
+        <w:t>9. 试运行注意事项</w:t>
+      </w:r>
+    </w:p>
+    <w:p>
+      <w:pPr>
+        <w:pStyle w:val="ListBullet"/>
+      </w:pPr>
+      <w:r>
+        <w:rPr>
+          <w:rFonts w:ascii="Microsoft YaHei" w:hAnsi="Microsoft YaHei" w:eastAsia="Microsoft YaHei" w:cs="Microsoft YaHei"/>
+          <w:sz w:val="21"/>
+        </w:rPr>
+        <w:t>标签导出当前是“信息标签导出”，不是“二维码池管理”</w:t>
+      </w:r>
+    </w:p>
+    <w:p>
+      <w:pPr>
+        <w:pStyle w:val="ListBullet"/>
+      </w:pPr>
+      <w:r>
+        <w:rPr>
+          <w:rFonts w:ascii="Microsoft YaHei" w:hAnsi="Microsoft YaHei" w:eastAsia="Microsoft YaHei" w:cs="Microsoft YaHei"/>
+          <w:sz w:val="21"/>
+        </w:rPr>
+        <w:t>系统当前不负责给你生成空白编号池；基础二维码标签仍建议由现场独立管理</w:t>
+      </w:r>
+    </w:p>
+    <w:p>
+      <w:pPr>
+        <w:pStyle w:val="ListBullet"/>
+      </w:pPr>
+      <w:r>
+        <w:rPr>
+          <w:rFonts w:ascii="Microsoft YaHei" w:hAnsi="Microsoft YaHei" w:eastAsia="Microsoft YaHei" w:cs="Microsoft YaHei"/>
+          <w:sz w:val="21"/>
+        </w:rPr>
+        <w:t>现场若要建立自己的编号台账，必须保证 标签编号 不复用</w:t>
+      </w:r>
+    </w:p>
+    <w:p>
+      <w:pPr>
+        <w:pStyle w:val="ListBullet"/>
+      </w:pPr>
+      <w:r>
+        <w:rPr>
+          <w:rFonts w:ascii="Microsoft YaHei" w:hAnsi="Microsoft YaHei" w:eastAsia="Microsoft YaHei" w:cs="Microsoft YaHei"/>
+          <w:sz w:val="21"/>
+        </w:rPr>
+        <w:t>不建议把标签贴在原厂警示、危险化学品图示或关键安全说明上</w:t>
+      </w:r>
+    </w:p>
+    <w:p>
+      <w:pPr>
+        <w:pStyle w:val="ListBullet"/>
+      </w:pPr>
+      <w:r>
+        <w:rPr>
+          <w:rFonts w:ascii="Microsoft YaHei" w:hAnsi="Microsoft YaHei" w:eastAsia="Microsoft YaHei" w:cs="Microsoft YaHei"/>
+          <w:sz w:val="21"/>
+        </w:rPr>
+        <w:t>化材若出现擦拭、腐蚀、掉边问题，应改用更耐化学的合成标签材质</w:t>
+      </w:r>
+    </w:p>
+    <w:p>
+      <w:pPr>
+        <w:pStyle w:val="ListBullet"/>
+      </w:pPr>
+      <w:r>
+        <w:rPr>
+          <w:rFonts w:ascii="Microsoft YaHei" w:hAnsi="Microsoft YaHei" w:eastAsia="Microsoft YaHei" w:cs="Microsoft YaHei"/>
+          <w:sz w:val="21"/>
+        </w:rPr>
+        <w:t>膜材场景通常可先用现有普通标签纸试运行</w:t>
       </w:r>
     </w:p>
     <w:p/>
     <w:p>
       <w:pPr>
-        <w:pStyle w:val="Heading2"/>
+        <w:pStyle w:val="Heading1"/>
       </w:pPr>
       <w:r>
-        <w:t>3.1 膜材模板</w:t>
-      </w:r>
-    </w:p>
-    <w:p/>
-    <w:p>
-      <w:pPr>
-        <w:pStyle w:val="ListBullet"/>
-      </w:pPr>
-      <w:r>
-        <w:t>模板名称：`膜材_100x50_横版`</w:t>
-      </w:r>
-    </w:p>
-    <w:p>
-      <w:pPr>
-        <w:pStyle w:val="ListBullet"/>
-      </w:pPr>
-      <w:r>
-        <w:t>纸张规格：`100 x 50 mm`</w:t>
-      </w:r>
-    </w:p>
-    <w:p>
-      <w:pPr>
-        <w:pStyle w:val="ListBullet"/>
-      </w:pPr>
-      <w:r>
-        <w:t>适用对象：膜材卷、卷芯、外包装、面积较大的贴标位置</w:t>
-      </w:r>
-    </w:p>
-    <w:p/>
-    <w:p>
-      <w:r>
-        <w:t>左侧编码区：</w:t>
-      </w:r>
-    </w:p>
-    <w:p/>
-    <w:p>
-      <w:pPr>
-        <w:pStyle w:val="ListBullet"/>
-      </w:pPr>
-      <w:r>
-        <w:t>二维码</w:t>
-      </w:r>
-    </w:p>
-    <w:p>
-      <w:pPr>
-        <w:pStyle w:val="ListBullet"/>
-      </w:pPr>
-      <w:r>
-        <w:t>二维码下方直接显示标签编号，例如 `L000123`</w:t>
-      </w:r>
-    </w:p>
-    <w:p>
-      <w:pPr>
-        <w:pStyle w:val="ListBullet"/>
-      </w:pPr>
-      <w:r>
-        <w:t>不再单独写“标签编号”标题</w:t>
-      </w:r>
-    </w:p>
-    <w:p/>
-    <w:p>
-      <w:r>
-        <w:t>右侧信息区：</w:t>
-      </w:r>
-    </w:p>
-    <w:p/>
-    <w:p>
-      <w:pPr>
-        <w:pStyle w:val="ListBullet"/>
-      </w:pPr>
-      <w:r>
-        <w:t>第一行最大主标题：产品代码</w:t>
-      </w:r>
-    </w:p>
-    <w:p>
-      <w:pPr>
-        <w:pStyle w:val="ListBullet"/>
-      </w:pPr>
-      <w:r>
-        <w:t>第二行：物料名称</w:t>
-      </w:r>
-    </w:p>
-    <w:p>
-      <w:pPr>
-        <w:pStyle w:val="ListBullet"/>
-      </w:pPr>
-      <w:r>
-        <w:t>其余信息使用短标题：</w:t>
+        <w:rPr>
+          <w:rFonts w:ascii="Microsoft YaHei" w:hAnsi="Microsoft YaHei" w:eastAsia="Microsoft YaHei" w:cs="Microsoft YaHei"/>
+          <w:b/>
+          <w:sz w:val="30"/>
+        </w:rPr>
+        <w:t>10. 一句话操作口径</w:t>
       </w:r>
     </w:p>
     <w:p>
       <w:r>
-        <w:t xml:space="preserve">  - `子类`</w:t>
+        <w:rPr>
+          <w:rFonts w:ascii="Microsoft YaHei" w:hAnsi="Microsoft YaHei" w:eastAsia="Microsoft YaHei" w:cs="Microsoft YaHei"/>
+          <w:sz w:val="21"/>
+        </w:rPr>
+        <w:t>当前试运行最推荐的做法可以收口成一句话：</w:t>
       </w:r>
     </w:p>
     <w:p>
       <w:r>
-        <w:t xml:space="preserve">  - `厚度`</w:t>
-      </w:r>
-    </w:p>
-    <w:p>
-      <w:r>
-        <w:t xml:space="preserve">  - `幅宽`</w:t>
-      </w:r>
-    </w:p>
-    <w:p>
-      <w:r>
-        <w:t xml:space="preserve">  - `批次`</w:t>
-      </w:r>
-    </w:p>
-    <w:p>
-      <w:r>
-        <w:t xml:space="preserve">  - `效期`</w:t>
-      </w:r>
-    </w:p>
-    <w:p/>
-    <w:p>
-      <w:r>
-        <w:t>膜材字段固定为：</w:t>
-      </w:r>
-    </w:p>
-    <w:p/>
-    <w:p>
-      <w:pPr>
-        <w:pStyle w:val="ListBullet"/>
-      </w:pPr>
-      <w:r>
-        <w:t>`unique_code`</w:t>
-      </w:r>
-    </w:p>
-    <w:p>
-      <w:pPr>
-        <w:pStyle w:val="ListBullet"/>
-      </w:pPr>
-      <w:r>
-        <w:t>`product_code`</w:t>
-      </w:r>
-    </w:p>
-    <w:p>
-      <w:pPr>
-        <w:pStyle w:val="ListBullet"/>
-      </w:pPr>
-      <w:r>
-        <w:t>`material_name`</w:t>
-      </w:r>
-    </w:p>
-    <w:p>
-      <w:pPr>
-        <w:pStyle w:val="ListBullet"/>
-      </w:pPr>
-      <w:r>
-        <w:t>`sub_category`</w:t>
-      </w:r>
-    </w:p>
-    <w:p>
-      <w:pPr>
-        <w:pStyle w:val="ListBullet"/>
-      </w:pPr>
-      <w:r>
-        <w:t>`thickness_um`</w:t>
-      </w:r>
-    </w:p>
-    <w:p>
-      <w:pPr>
-        <w:pStyle w:val="ListBullet"/>
-      </w:pPr>
-      <w:r>
-        <w:t>`width_mm`</w:t>
-      </w:r>
-    </w:p>
-    <w:p>
-      <w:pPr>
-        <w:pStyle w:val="ListBullet"/>
-      </w:pPr>
-      <w:r>
-        <w:t>`batch_number`</w:t>
-      </w:r>
-    </w:p>
-    <w:p>
-      <w:pPr>
-        <w:pStyle w:val="ListBullet"/>
-      </w:pPr>
-      <w:r>
-        <w:t>`expiry_date`</w:t>
-      </w:r>
-    </w:p>
-    <w:p/>
-    <w:p>
-      <w:r>
-        <w:t>不放的字段：</w:t>
-      </w:r>
-    </w:p>
-    <w:p/>
-    <w:p>
-      <w:pPr>
-        <w:pStyle w:val="ListBullet"/>
-      </w:pPr>
-      <w:r>
-        <w:t>当前剩余库存</w:t>
-      </w:r>
-    </w:p>
-    <w:p>
-      <w:pPr>
-        <w:pStyle w:val="ListBullet"/>
-      </w:pPr>
-      <w:r>
-        <w:t>“扫码查看实际数量”</w:t>
-      </w:r>
-    </w:p>
-    <w:p>
-      <w:pPr>
-        <w:pStyle w:val="ListBullet"/>
-      </w:pPr>
-      <w:r>
-        <w:t>当前库位</w:t>
-      </w:r>
-    </w:p>
-    <w:p/>
-    <w:p>
-      <w:pPr>
-        <w:pStyle w:val="Heading2"/>
-      </w:pPr>
-      <w:r>
-        <w:t>3.2 化材标准瓶模板</w:t>
-      </w:r>
-    </w:p>
-    <w:p/>
-    <w:p>
-      <w:pPr>
-        <w:pStyle w:val="ListBullet"/>
-      </w:pPr>
-      <w:r>
-        <w:t>模板名称：`化材标准瓶_100x30_横版`</w:t>
-      </w:r>
-    </w:p>
-    <w:p>
-      <w:pPr>
-        <w:pStyle w:val="ListBullet"/>
-      </w:pPr>
-      <w:r>
-        <w:t>纸张规格：`100 x 30 mm`</w:t>
-      </w:r>
-    </w:p>
-    <w:p>
-      <w:pPr>
-        <w:pStyle w:val="ListBullet"/>
-      </w:pPr>
-      <w:r>
-        <w:t>适用对象：500g 瓶、中瓶、大瓶、常规桶身空白区域</w:t>
-      </w:r>
-    </w:p>
-    <w:p/>
-    <w:p>
-      <w:r>
-        <w:t>左侧编码区：</w:t>
-      </w:r>
-    </w:p>
-    <w:p/>
-    <w:p>
-      <w:pPr>
-        <w:pStyle w:val="ListBullet"/>
-      </w:pPr>
-      <w:r>
-        <w:t>二维码</w:t>
-      </w:r>
-    </w:p>
-    <w:p>
-      <w:pPr>
-        <w:pStyle w:val="ListBullet"/>
-      </w:pPr>
-      <w:r>
-        <w:t>二维码下方直接显示标签编号</w:t>
-      </w:r>
-    </w:p>
-    <w:p/>
-    <w:p>
-      <w:r>
-        <w:t>右侧信息区：</w:t>
-      </w:r>
-    </w:p>
-    <w:p/>
-    <w:p>
-      <w:pPr>
-        <w:pStyle w:val="ListBullet"/>
-      </w:pPr>
-      <w:r>
-        <w:t>第一行最大主标题：产品代码</w:t>
-      </w:r>
-    </w:p>
-    <w:p>
-      <w:pPr>
-        <w:pStyle w:val="ListBullet"/>
-      </w:pPr>
-      <w:r>
-        <w:t>第二行：物料名称</w:t>
-      </w:r>
-    </w:p>
-    <w:p/>
-    <w:p>
-      <w:r>
-        <w:t>化材标准瓶字段固定为：</w:t>
-      </w:r>
-    </w:p>
-    <w:p/>
-    <w:p>
-      <w:pPr>
-        <w:pStyle w:val="ListBullet"/>
-      </w:pPr>
-      <w:r>
-        <w:t>`unique_code`</w:t>
-      </w:r>
-    </w:p>
-    <w:p>
-      <w:pPr>
-        <w:pStyle w:val="ListBullet"/>
-      </w:pPr>
-      <w:r>
-        <w:t>`product_code`</w:t>
-      </w:r>
-    </w:p>
-    <w:p>
-      <w:pPr>
-        <w:pStyle w:val="ListBullet"/>
-      </w:pPr>
-      <w:r>
-        <w:t>`material_name`</w:t>
-      </w:r>
-    </w:p>
-    <w:p/>
-    <w:p>
-      <w:pPr>
-        <w:pStyle w:val="Heading2"/>
-      </w:pPr>
-      <w:r>
-        <w:t>3.3 化材小瓶模板</w:t>
-      </w:r>
-    </w:p>
-    <w:p/>
-    <w:p>
-      <w:pPr>
-        <w:pStyle w:val="ListBullet"/>
-      </w:pPr>
-      <w:r>
-        <w:t>模板名称：`化材小瓶_100x30_极简裁切版`</w:t>
-      </w:r>
-    </w:p>
-    <w:p>
-      <w:pPr>
-        <w:pStyle w:val="ListBullet"/>
-      </w:pPr>
-      <w:r>
-        <w:t>纸张规格：`100 x 30 mm`</w:t>
-      </w:r>
-    </w:p>
-    <w:p>
-      <w:pPr>
-        <w:pStyle w:val="ListBullet"/>
-      </w:pPr>
-      <w:r>
-        <w:t>适用对象：很小的助剂瓶、分装瓶、最小单瓶</w:t>
-      </w:r>
-    </w:p>
-    <w:p/>
-    <w:p>
-      <w:r>
-        <w:t>左侧编码区：</w:t>
-      </w:r>
-    </w:p>
-    <w:p/>
-    <w:p>
-      <w:pPr>
-        <w:pStyle w:val="ListBullet"/>
-      </w:pPr>
-      <w:r>
-        <w:t>二维码</w:t>
-      </w:r>
-    </w:p>
-    <w:p>
-      <w:pPr>
-        <w:pStyle w:val="ListBullet"/>
-      </w:pPr>
-      <w:r>
-        <w:t>二维码下方直接显示标签编号</w:t>
-      </w:r>
-    </w:p>
-    <w:p/>
-    <w:p>
-      <w:r>
-        <w:t>右侧信息区：</w:t>
-      </w:r>
-    </w:p>
-    <w:p/>
-    <w:p>
-      <w:pPr>
-        <w:pStyle w:val="ListBullet"/>
-      </w:pPr>
-      <w:r>
-        <w:t>第一行最大主标题：产品代码</w:t>
-      </w:r>
-    </w:p>
-    <w:p/>
-    <w:p>
-      <w:r>
-        <w:t>化材小瓶字段固定为：</w:t>
-      </w:r>
-    </w:p>
-    <w:p/>
-    <w:p>
-      <w:pPr>
-        <w:pStyle w:val="ListBullet"/>
-      </w:pPr>
-      <w:r>
-        <w:t>`unique_code`</w:t>
-      </w:r>
-    </w:p>
-    <w:p>
-      <w:pPr>
-        <w:pStyle w:val="ListBullet"/>
-      </w:pPr>
-      <w:r>
-        <w:t>`product_code`</w:t>
-      </w:r>
-    </w:p>
-    <w:p/>
-    <w:p>
-      <w:r>
-        <w:t>本模板允许打印后手工裁掉多余留白，再去现场试贴。</w:t>
-      </w:r>
-    </w:p>
-    <w:p/>
-    <w:p>
-      <w:r>
-        <w:t>---</w:t>
-      </w:r>
-    </w:p>
-    <w:p/>
-    <w:p>
-      <w:pPr>
-        <w:pStyle w:val="Heading1"/>
-      </w:pPr>
-      <w:r>
-        <w:t>4. 标签数据模板说明</w:t>
-      </w:r>
-    </w:p>
-    <w:p/>
-    <w:p>
-      <w:r>
-        <w:t>推荐使用本试运行包中的 `扫码标签数据.xlsx` 作为统一台账。</w:t>
-      </w:r>
-    </w:p>
-    <w:p/>
-    <w:p>
-      <w:r>
-        <w:t>工作簿包含 3 个工作表：</w:t>
-      </w:r>
-    </w:p>
-    <w:p/>
-    <w:p>
-      <w:r>
-        <w:t>1. `film_labels`</w:t>
-      </w:r>
-    </w:p>
-    <w:p>
-      <w:r>
-        <w:t>2. `chemical_std`</w:t>
-      </w:r>
-    </w:p>
-    <w:p>
-      <w:r>
-        <w:t>3. `chemical_mini`</w:t>
-      </w:r>
-    </w:p>
-    <w:p/>
-    <w:p>
-      <w:r>
-        <w:t>每个工作表统一保留以下字段：</w:t>
-      </w:r>
-    </w:p>
-    <w:p/>
-    <w:p>
-      <w:pPr>
-        <w:pStyle w:val="ListBullet"/>
-      </w:pPr>
-      <w:r>
-        <w:t>`unique_code`</w:t>
-      </w:r>
-    </w:p>
-    <w:p>
-      <w:pPr>
-        <w:pStyle w:val="ListBullet"/>
-      </w:pPr>
-      <w:r>
-        <w:t>`qr_text`</w:t>
-      </w:r>
-    </w:p>
-    <w:p>
-      <w:pPr>
-        <w:pStyle w:val="ListBullet"/>
-      </w:pPr>
-      <w:r>
-        <w:t>`product_code`</w:t>
-      </w:r>
-    </w:p>
-    <w:p>
-      <w:pPr>
-        <w:pStyle w:val="ListBullet"/>
-      </w:pPr>
-      <w:r>
-        <w:t>`material_name`</w:t>
-      </w:r>
-    </w:p>
-    <w:p>
-      <w:pPr>
-        <w:pStyle w:val="ListBullet"/>
-      </w:pPr>
-      <w:r>
-        <w:t>`sub_category`</w:t>
-      </w:r>
-    </w:p>
-    <w:p>
-      <w:pPr>
-        <w:pStyle w:val="ListBullet"/>
-      </w:pPr>
-      <w:r>
-        <w:t>`thickness_um`</w:t>
-      </w:r>
-    </w:p>
-    <w:p>
-      <w:pPr>
-        <w:pStyle w:val="ListBullet"/>
-      </w:pPr>
-      <w:r>
-        <w:t>`width_mm`</w:t>
-      </w:r>
-    </w:p>
-    <w:p>
-      <w:pPr>
-        <w:pStyle w:val="ListBullet"/>
-      </w:pPr>
-      <w:r>
-        <w:t>`batch_number`</w:t>
-      </w:r>
-    </w:p>
-    <w:p>
-      <w:pPr>
-        <w:pStyle w:val="ListBullet"/>
-      </w:pPr>
-      <w:r>
-        <w:t>`expiry_date`</w:t>
-      </w:r>
-    </w:p>
-    <w:p>
-      <w:pPr>
-        <w:pStyle w:val="ListBullet"/>
-      </w:pPr>
-      <w:r>
-        <w:t>`copies`</w:t>
-      </w:r>
-    </w:p>
-    <w:p>
-      <w:pPr>
-        <w:pStyle w:val="ListBullet"/>
-      </w:pPr>
-      <w:r>
-        <w:t>`status`</w:t>
-      </w:r>
-    </w:p>
-    <w:p>
-      <w:pPr>
-        <w:pStyle w:val="ListBullet"/>
-      </w:pPr>
-      <w:r>
-        <w:t>`note`</w:t>
-      </w:r>
-    </w:p>
-    <w:p/>
-    <w:p>
-      <w:r>
-        <w:t>字段规则：</w:t>
-      </w:r>
-    </w:p>
-    <w:p/>
-    <w:p>
-      <w:pPr>
-        <w:pStyle w:val="ListBullet"/>
-      </w:pPr>
-      <w:r>
-        <w:t>`qr_text = unique_code`</w:t>
-      </w:r>
-    </w:p>
-    <w:p>
-      <w:pPr>
-        <w:pStyle w:val="ListBullet"/>
-      </w:pPr>
-      <w:r>
-        <w:t>`unique_code` 永不复用</w:t>
-      </w:r>
-    </w:p>
-    <w:p>
-      <w:pPr>
-        <w:pStyle w:val="ListBullet"/>
-      </w:pPr>
-      <w:r>
-        <w:t>`copies` 默认填 `1`</w:t>
-      </w:r>
-    </w:p>
-    <w:p>
-      <w:pPr>
-        <w:pStyle w:val="ListBullet"/>
-      </w:pPr>
-      <w:r>
-        <w:t>`status` 建议只使用：</w:t>
-      </w:r>
-    </w:p>
-    <w:p>
-      <w:r>
-        <w:t xml:space="preserve">  - `unused`</w:t>
-      </w:r>
-    </w:p>
-    <w:p>
-      <w:r>
-        <w:t xml:space="preserve">  - `printed`</w:t>
-      </w:r>
-    </w:p>
-    <w:p>
-      <w:r>
-        <w:t xml:space="preserve">  - `used`</w:t>
-      </w:r>
-    </w:p>
-    <w:p>
-      <w:r>
-        <w:t xml:space="preserve">  - `void`</w:t>
-      </w:r>
-    </w:p>
-    <w:p>
-      <w:r>
-        <w:t xml:space="preserve">  - `reprint`</w:t>
-      </w:r>
-    </w:p>
-    <w:p/>
-    <w:p>
-      <w:r>
-        <w:t>建议首轮标签号段按顺序发号，例如：</w:t>
-      </w:r>
-    </w:p>
-    <w:p/>
-    <w:p>
-      <w:pPr>
-        <w:pStyle w:val="ListBullet"/>
-      </w:pPr>
-      <w:r>
-        <w:t>`L000001 ~ L000300`</w:t>
-      </w:r>
-    </w:p>
-    <w:p/>
-    <w:p>
-      <w:r>
-        <w:t>打印废弃号必须在台账中标记 `void`，不能贴到别的物料上。</w:t>
-      </w:r>
-    </w:p>
-    <w:p/>
-    <w:p>
-      <w:r>
-        <w:t>---</w:t>
-      </w:r>
-    </w:p>
-    <w:p/>
-    <w:p>
-      <w:pPr>
-        <w:pStyle w:val="Heading1"/>
-      </w:pPr>
-      <w:r>
-        <w:t>5. BarTender 操作步骤</w:t>
-      </w:r>
-    </w:p>
-    <w:p/>
-    <w:p>
-      <w:pPr>
-        <w:pStyle w:val="Heading2"/>
-      </w:pPr>
-      <w:r>
-        <w:t>5.1 前置准备</w:t>
-      </w:r>
-    </w:p>
-    <w:p/>
-    <w:p>
-      <w:r>
-        <w:t>1. 打开 `扫码标签数据.xlsx`</w:t>
-      </w:r>
-    </w:p>
-    <w:p>
-      <w:r>
-        <w:t>2. 在对应 sheet 中填入要打印的标签数据</w:t>
-      </w:r>
-    </w:p>
-    <w:p>
-      <w:r>
-        <w:t>3. 保证 `qr_text` 与 `unique_code` 完全一致</w:t>
-      </w:r>
-    </w:p>
-    <w:p>
-      <w:r>
-        <w:t>4. 保存并关闭 Excel，避免被占用</w:t>
-      </w:r>
-    </w:p>
-    <w:p/>
-    <w:p>
-      <w:pPr>
-        <w:pStyle w:val="Heading2"/>
-      </w:pPr>
-      <w:r>
-        <w:t>5.2 创建膜材模板 `膜材_100x50_横版`</w:t>
-      </w:r>
-    </w:p>
-    <w:p/>
-    <w:p>
-      <w:r>
-        <w:t>1. 打开 BarTender，新建文档</w:t>
-      </w:r>
-    </w:p>
-    <w:p>
-      <w:r>
-        <w:t>2. 选择现场 TSC 打印机</w:t>
-      </w:r>
-    </w:p>
-    <w:p>
-      <w:r>
-        <w:t>3. 在页面设置中把标签尺寸设为 `100 mm x 50 mm`</w:t>
-      </w:r>
-    </w:p>
-    <w:p>
-      <w:r>
-        <w:t>4. 方向选择横向</w:t>
-      </w:r>
-    </w:p>
-    <w:p>
-      <w:r>
-        <w:t>5. 打开 `File &gt; Database Connection Setup`</w:t>
-      </w:r>
-    </w:p>
-    <w:p>
-      <w:r>
-        <w:t>6. 连接 `扫码标签数据.xlsx`</w:t>
-      </w:r>
-    </w:p>
-    <w:p>
-      <w:r>
-        <w:t>7. 选择工作表 `film_labels`</w:t>
-      </w:r>
-    </w:p>
-    <w:p>
-      <w:r>
-        <w:t>8. 在左侧插入 `QR Code`</w:t>
-      </w:r>
-    </w:p>
-    <w:p>
-      <w:r>
-        <w:t>9. 将二维码数据源绑定到字段 `qr_text`</w:t>
-      </w:r>
-    </w:p>
-    <w:p>
-      <w:r>
-        <w:t>10. 关闭二维码自带的人眼可读字符显示</w:t>
-      </w:r>
-    </w:p>
-    <w:p>
-      <w:r>
-        <w:t>11. 在二维码下方插入文本对象，绑定 `unique_code`</w:t>
-      </w:r>
-    </w:p>
-    <w:p>
-      <w:r>
-        <w:t>12. 在右侧插入文本对象并绑定：</w:t>
-      </w:r>
-    </w:p>
-    <w:p>
-      <w:r>
-        <w:t xml:space="preserve">    - `product_code`</w:t>
-      </w:r>
-    </w:p>
-    <w:p>
-      <w:r>
-        <w:t xml:space="preserve">    - `material_name`</w:t>
-      </w:r>
-    </w:p>
-    <w:p>
-      <w:r>
-        <w:t xml:space="preserve">    - `sub_category`</w:t>
-      </w:r>
-    </w:p>
-    <w:p>
-      <w:r>
-        <w:t xml:space="preserve">    - `thickness_um`</w:t>
-      </w:r>
-    </w:p>
-    <w:p>
-      <w:r>
-        <w:t xml:space="preserve">    - `width_mm`</w:t>
-      </w:r>
-    </w:p>
-    <w:p>
-      <w:r>
-        <w:t xml:space="preserve">    - `batch_number`</w:t>
-      </w:r>
-    </w:p>
-    <w:p>
-      <w:r>
-        <w:t xml:space="preserve">    - `expiry_date`</w:t>
-      </w:r>
-    </w:p>
-    <w:p>
-      <w:r>
-        <w:t>13. 建议直接在文本对象中拼接最终显示形式：</w:t>
-      </w:r>
-    </w:p>
-    <w:p>
-      <w:r>
-        <w:t xml:space="preserve">    - `子类：{sub_category}`</w:t>
-      </w:r>
-    </w:p>
-    <w:p>
-      <w:r>
-        <w:t xml:space="preserve">    - `厚度：{thickness_um} μm`</w:t>
-      </w:r>
-    </w:p>
-    <w:p>
-      <w:r>
-        <w:t xml:space="preserve">    - `幅宽：{width_mm} mm`</w:t>
-      </w:r>
-    </w:p>
-    <w:p>
-      <w:r>
-        <w:t xml:space="preserve">    - `批次：{batch_number}`</w:t>
-      </w:r>
-    </w:p>
-    <w:p>
-      <w:r>
-        <w:t xml:space="preserve">    - `效期：{expiry_date}`</w:t>
-      </w:r>
-    </w:p>
-    <w:p>
-      <w:r>
-        <w:t>14. 将 `product_code` 设为最大字号主标题</w:t>
-      </w:r>
-    </w:p>
-    <w:p>
-      <w:r>
-        <w:t>15. 将 `material_name` 设为第二层字号</w:t>
-      </w:r>
-    </w:p>
-    <w:p>
-      <w:r>
-        <w:t>16. 将 `子类 / 厚度 / 幅宽 / 批次 / 效期` 设为较小正文</w:t>
-      </w:r>
-    </w:p>
-    <w:p>
-      <w:r>
-        <w:t>17. 打开 Print Preview，切换不同记录预览长名称、长批号和空子类别</w:t>
-      </w:r>
-    </w:p>
-    <w:p>
-      <w:r>
-        <w:t>18. 保存为 `膜材_100x50_横版.btw`</w:t>
-      </w:r>
-    </w:p>
-    <w:p/>
-    <w:p>
-      <w:pPr>
-        <w:pStyle w:val="Heading2"/>
-      </w:pPr>
-      <w:r>
-        <w:t>5.3 创建化材标准瓶模板 `化材标准瓶_100x30_横版`</w:t>
-      </w:r>
-    </w:p>
-    <w:p/>
-    <w:p>
-      <w:r>
-        <w:t>1. 新建文档</w:t>
-      </w:r>
-    </w:p>
-    <w:p>
-      <w:r>
-        <w:t>2. 选择同一台 TSC 打印机</w:t>
-      </w:r>
-    </w:p>
-    <w:p>
-      <w:r>
-        <w:t>3. 页面设置改为 `100 mm x 30 mm`</w:t>
-      </w:r>
-    </w:p>
-    <w:p>
-      <w:r>
-        <w:t>4. 打开 `File &gt; Database Connection Setup`</w:t>
-      </w:r>
-    </w:p>
-    <w:p>
-      <w:r>
-        <w:t>5. 连接 `扫码标签数据.xlsx`</w:t>
-      </w:r>
-    </w:p>
-    <w:p>
-      <w:r>
-        <w:t>6. 选择工作表 `chemical_std`</w:t>
-      </w:r>
-    </w:p>
-    <w:p>
-      <w:r>
-        <w:t>7. 左侧插入 `QR Code`，绑定 `qr_text`</w:t>
-      </w:r>
-    </w:p>
-    <w:p>
-      <w:r>
-        <w:t>8. 关闭二维码自带人眼字符</w:t>
-      </w:r>
-    </w:p>
-    <w:p>
-      <w:r>
-        <w:t>9. 在二维码下方插入文本对象，绑定 `unique_code`</w:t>
-      </w:r>
-    </w:p>
-    <w:p>
-      <w:r>
-        <w:t>10. 右侧放两个文本对象：</w:t>
-      </w:r>
-    </w:p>
-    <w:p>
-      <w:r>
-        <w:t xml:space="preserve">    - `product_code`</w:t>
-      </w:r>
-    </w:p>
-    <w:p>
-      <w:r>
-        <w:t xml:space="preserve">    - `material_name`</w:t>
-      </w:r>
-    </w:p>
-    <w:p>
-      <w:r>
-        <w:t>11. `product_code` 设为最大字号主标题</w:t>
-      </w:r>
-    </w:p>
-    <w:p>
-      <w:r>
-        <w:t>12. `material_name` 设为副标题</w:t>
-      </w:r>
-    </w:p>
-    <w:p>
-      <w:r>
-        <w:t>13. 不加其他字段，不加多余标题</w:t>
-      </w:r>
-    </w:p>
-    <w:p>
-      <w:r>
-        <w:t>14. 预览 500g 瓶对应标签，确认二维码与文字比例平衡</w:t>
-      </w:r>
-    </w:p>
-    <w:p>
-      <w:r>
-        <w:t>15. 保存为 `化材标准瓶_100x30_横版.btw`</w:t>
-      </w:r>
-    </w:p>
-    <w:p/>
-    <w:p>
-      <w:pPr>
-        <w:pStyle w:val="Heading2"/>
-      </w:pPr>
-      <w:r>
-        <w:t>5.4 创建化材小瓶模板 `化材小瓶_100x30_极简裁切版`</w:t>
-      </w:r>
-    </w:p>
-    <w:p/>
-    <w:p>
-      <w:r>
-        <w:t>1. 新建文档</w:t>
-      </w:r>
-    </w:p>
-    <w:p>
-      <w:r>
-        <w:t>2. 标签尺寸仍设为 `100 mm x 30 mm`</w:t>
-      </w:r>
-    </w:p>
-    <w:p>
-      <w:r>
-        <w:t>3. 打开 `File &gt; Database Connection Setup`</w:t>
-      </w:r>
-    </w:p>
-    <w:p>
-      <w:r>
-        <w:t>4. 连接 `扫码标签数据.xlsx`</w:t>
-      </w:r>
-    </w:p>
-    <w:p>
-      <w:r>
-        <w:t>5. 选择工作表 `chemical_mini`</w:t>
-      </w:r>
-    </w:p>
-    <w:p>
-      <w:r>
-        <w:t>6. 不使用整张标签宽度，只将有效内容区布置在中间区域</w:t>
-      </w:r>
-    </w:p>
-    <w:p>
-      <w:r>
-        <w:t>7. 左侧插入 `QR Code`，绑定 `qr_text`</w:t>
-      </w:r>
-    </w:p>
-    <w:p>
-      <w:r>
-        <w:t>8. 在二维码下方放置 `unique_code`</w:t>
-      </w:r>
-    </w:p>
-    <w:p>
-      <w:r>
-        <w:t>9. 右侧只保留 `product_code`</w:t>
-      </w:r>
-    </w:p>
-    <w:p>
-      <w:r>
-        <w:t>10. 不放 `material_name`</w:t>
-      </w:r>
-    </w:p>
-    <w:p>
-      <w:r>
-        <w:t>11. 保存为 `化材小瓶_100x30_极简裁切版.btw`</w:t>
-      </w:r>
-    </w:p>
-    <w:p>
-      <w:r>
-        <w:t>12. 第一轮打印后手工裁掉左右多余留白，再到小瓶上试贴</w:t>
-      </w:r>
-    </w:p>
-    <w:p/>
-    <w:p>
-      <w:pPr>
-        <w:pStyle w:val="Heading2"/>
-      </w:pPr>
-      <w:r>
-        <w:t>5.5 细化设置建议</w:t>
-      </w:r>
-    </w:p>
-    <w:p/>
-    <w:p>
-      <w:pPr>
-        <w:pStyle w:val="ListBullet"/>
-      </w:pPr>
-      <w:r>
-        <w:t>二维码统一使用 `QR Code`</w:t>
-      </w:r>
-    </w:p>
-    <w:p>
-      <w:pPr>
-        <w:pStyle w:val="ListBullet"/>
-      </w:pPr>
-      <w:r>
-        <w:t>二维码遮罩 `Mask` 使用默认 `Auto`</w:t>
-      </w:r>
-    </w:p>
-    <w:p>
-      <w:pPr>
-        <w:pStyle w:val="ListBullet"/>
-      </w:pPr>
-      <w:r>
-        <w:t>二维码保持黑码白底</w:t>
-      </w:r>
-    </w:p>
-    <w:p>
-      <w:pPr>
-        <w:pStyle w:val="ListBullet"/>
-      </w:pPr>
-      <w:r>
-        <w:t>不在二维码中嵌 logo</w:t>
-      </w:r>
-    </w:p>
-    <w:p>
-      <w:pPr>
-        <w:pStyle w:val="ListBullet"/>
-      </w:pPr>
-      <w:r>
-        <w:t>保留二维码安静区，不让文字贴边</w:t>
-      </w:r>
-    </w:p>
-    <w:p>
-      <w:pPr>
-        <w:pStyle w:val="ListBullet"/>
-      </w:pPr>
-      <w:r>
-        <w:t>建议使用清晰无衬线字体，不用宋体</w:t>
-      </w:r>
-    </w:p>
-    <w:p>
-      <w:pPr>
-        <w:pStyle w:val="ListBullet"/>
-      </w:pPr>
-      <w:r>
-        <w:t>第一轮不做条件脚本，不做一个模板内切三种版式</w:t>
-      </w:r>
-    </w:p>
-    <w:p/>
-    <w:p>
-      <w:r>
-        <w:t>---</w:t>
-      </w:r>
-    </w:p>
-    <w:p/>
-    <w:p>
-      <w:pPr>
-        <w:pStyle w:val="Heading1"/>
-      </w:pPr>
-      <w:r>
-        <w:t>6. 版式默认值</w:t>
-      </w:r>
-    </w:p>
-    <w:p/>
-    <w:p>
-      <w:pPr>
-        <w:pStyle w:val="Heading2"/>
-      </w:pPr>
-      <w:r>
-        <w:t>6.1 膜材 `100 x 50`</w:t>
-      </w:r>
-    </w:p>
-    <w:p/>
-    <w:p>
-      <w:pPr>
-        <w:pStyle w:val="ListBullet"/>
-      </w:pPr>
-      <w:r>
-        <w:t>左侧编码区约占 `25%`</w:t>
-      </w:r>
-    </w:p>
-    <w:p>
-      <w:pPr>
-        <w:pStyle w:val="ListBullet"/>
-      </w:pPr>
-      <w:r>
-        <w:t>右侧信息区约占 `75%`</w:t>
-      </w:r>
-    </w:p>
-    <w:p>
-      <w:pPr>
-        <w:pStyle w:val="ListBullet"/>
-      </w:pPr>
-      <w:r>
-        <w:t>`product_code` 为整张主视觉第一层</w:t>
-      </w:r>
-    </w:p>
-    <w:p>
-      <w:pPr>
-        <w:pStyle w:val="ListBullet"/>
-      </w:pPr>
-      <w:r>
-        <w:t>`material_name` 为第二层</w:t>
-      </w:r>
-    </w:p>
-    <w:p>
-      <w:pPr>
-        <w:pStyle w:val="ListBullet"/>
-      </w:pPr>
-      <w:r>
-        <w:t>`子类 / 厚度 / 幅宽 / 批次 / 效期` 为第三层</w:t>
-      </w:r>
-    </w:p>
-    <w:p>
-      <w:pPr>
-        <w:pStyle w:val="ListBullet"/>
-      </w:pPr>
-      <w:r>
-        <w:t>标签编号仅出现在二维码下方</w:t>
-      </w:r>
-    </w:p>
-    <w:p/>
-    <w:p>
-      <w:pPr>
-        <w:pStyle w:val="Heading2"/>
-      </w:pPr>
-      <w:r>
-        <w:t>6.2 化材标准瓶 `100 x 30`</w:t>
-      </w:r>
-    </w:p>
-    <w:p/>
-    <w:p>
-      <w:pPr>
-        <w:pStyle w:val="ListBullet"/>
-      </w:pPr>
-      <w:r>
-        <w:t>左侧编码区约占 `30%`</w:t>
-      </w:r>
-    </w:p>
-    <w:p>
-      <w:pPr>
-        <w:pStyle w:val="ListBullet"/>
-      </w:pPr>
-      <w:r>
-        <w:t>右侧信息区约占 `70%`</w:t>
-      </w:r>
-    </w:p>
-    <w:p>
-      <w:pPr>
-        <w:pStyle w:val="ListBullet"/>
-      </w:pPr>
-      <w:r>
-        <w:t>`product_code` 第一层</w:t>
-      </w:r>
-    </w:p>
-    <w:p>
-      <w:pPr>
-        <w:pStyle w:val="ListBullet"/>
-      </w:pPr>
-      <w:r>
-        <w:t>`material_name` 第二层</w:t>
-      </w:r>
-    </w:p>
-    <w:p>
-      <w:pPr>
-        <w:pStyle w:val="ListBullet"/>
-      </w:pPr>
-      <w:r>
-        <w:t>标签编号仅放二维码下方</w:t>
-      </w:r>
-    </w:p>
-    <w:p/>
-    <w:p>
-      <w:pPr>
-        <w:pStyle w:val="Heading2"/>
-      </w:pPr>
-      <w:r>
-        <w:t>6.3 化材小瓶 `100 x 30`</w:t>
-      </w:r>
-    </w:p>
-    <w:p/>
-    <w:p>
-      <w:pPr>
-        <w:pStyle w:val="ListBullet"/>
-      </w:pPr>
-      <w:r>
-        <w:t>有效内容区居中</w:t>
-      </w:r>
-    </w:p>
-    <w:p>
-      <w:pPr>
-        <w:pStyle w:val="ListBullet"/>
-      </w:pPr>
-      <w:r>
-        <w:t>优先保证二维码和标签编号清晰</w:t>
-      </w:r>
-    </w:p>
-    <w:p>
-      <w:pPr>
-        <w:pStyle w:val="ListBullet"/>
-      </w:pPr>
-      <w:r>
-        <w:t>`product_code` 单独保留为右侧主标题</w:t>
-      </w:r>
-    </w:p>
-    <w:p>
-      <w:pPr>
-        <w:pStyle w:val="ListBullet"/>
-      </w:pPr>
-      <w:r>
-        <w:t>第一轮允许手工裁切</w:t>
-      </w:r>
-    </w:p>
-    <w:p/>
-    <w:p>
-      <w:r>
-        <w:t>---</w:t>
-      </w:r>
-    </w:p>
-    <w:p/>
-    <w:p>
-      <w:pPr>
-        <w:pStyle w:val="Heading1"/>
-      </w:pPr>
-      <w:r>
-        <w:t>7. 现场试运行流程</w:t>
-      </w:r>
-    </w:p>
-    <w:p/>
-    <w:p>
-      <w:r>
-        <w:t>1. 在 Excel 台账中生成本轮要打印的标签数据</w:t>
-      </w:r>
-    </w:p>
-    <w:p>
-      <w:r>
-        <w:t>2. 三类模板先各打印 `5~10` 张试样</w:t>
-      </w:r>
-    </w:p>
-    <w:p>
-      <w:r>
-        <w:t>3. 膜材贴卷材、卷芯或外包装空白位置</w:t>
-      </w:r>
-    </w:p>
-    <w:p>
-      <w:r>
-        <w:t>4. 化材标准瓶贴瓶身，不遮挡原化学标签和危险图示</w:t>
-      </w:r>
-    </w:p>
-    <w:p>
-      <w:r>
-        <w:t>5. 化材小瓶优先贴瓶身侧面，不以瓶盖作为主标签位</w:t>
-      </w:r>
-    </w:p>
-    <w:p>
-      <w:r>
-        <w:t>6. 打印后先用微信扫一扫，确认显示的是标签编号，例如 `L000123`</w:t>
-      </w:r>
-    </w:p>
-    <w:p>
-      <w:r>
-        <w:t>7. 再用小程序首页“智能扫码”测试是否进入正确的标签识别链路</w:t>
-      </w:r>
-    </w:p>
-    <w:p>
-      <w:r>
-        <w:t>8. 通过后再批量打印本轮正式号段</w:t>
-      </w:r>
-    </w:p>
-    <w:p>
-      <w:r>
-        <w:t>9. 现场损坏补打时，必须使用原 `unique_code` 重打，不换号</w:t>
-      </w:r>
-    </w:p>
-    <w:p/>
-    <w:p>
-      <w:r>
-        <w:t>---</w:t>
-      </w:r>
-    </w:p>
-    <w:p/>
-    <w:p>
-      <w:pPr>
-        <w:pStyle w:val="Heading1"/>
-      </w:pPr>
-      <w:r>
-        <w:t>8. 验收与回归检查</w:t>
-      </w:r>
-    </w:p>
-    <w:p/>
-    <w:p>
-      <w:pPr>
-        <w:pStyle w:val="Heading2"/>
-      </w:pPr>
-      <w:r>
-        <w:t>膜材模板</w:t>
-      </w:r>
-    </w:p>
-    <w:p/>
-    <w:p>
-      <w:pPr>
-        <w:pStyle w:val="ListBullet"/>
-      </w:pPr>
-      <w:r>
-        <w:t>打印 5 张，贴到 1 卷或 1 个卷芯位置</w:t>
-      </w:r>
-    </w:p>
-    <w:p>
-      <w:pPr>
-        <w:pStyle w:val="ListBullet"/>
-      </w:pPr>
-      <w:r>
-        <w:t>检查二维码是否稳定可扫</w:t>
-      </w:r>
-    </w:p>
-    <w:p>
-      <w:pPr>
-        <w:pStyle w:val="ListBullet"/>
-      </w:pPr>
-      <w:r>
-        <w:t>检查批次和效期是否能肉眼核对</w:t>
-      </w:r>
-    </w:p>
-    <w:p/>
-    <w:p>
-      <w:pPr>
-        <w:pStyle w:val="Heading2"/>
-      </w:pPr>
-      <w:r>
-        <w:t>化材标准瓶模板</w:t>
-      </w:r>
-    </w:p>
-    <w:p/>
-    <w:p>
-      <w:pPr>
-        <w:pStyle w:val="ListBullet"/>
-      </w:pPr>
-      <w:r>
-        <w:t>打印 5 张，贴到 500g 瓶和中瓶</w:t>
-      </w:r>
-    </w:p>
-    <w:p>
-      <w:pPr>
-        <w:pStyle w:val="ListBullet"/>
-      </w:pPr>
-      <w:r>
-        <w:t>检查是否遮挡原标签关键区域</w:t>
-      </w:r>
-    </w:p>
-    <w:p>
-      <w:pPr>
-        <w:pStyle w:val="ListBullet"/>
-      </w:pPr>
-      <w:r>
-        <w:t>检查产品代码和名称是否足够清晰</w:t>
-      </w:r>
-    </w:p>
-    <w:p/>
-    <w:p>
-      <w:pPr>
-        <w:pStyle w:val="Heading2"/>
-      </w:pPr>
-      <w:r>
-        <w:t>化材小瓶模板</w:t>
-      </w:r>
-    </w:p>
-    <w:p/>
-    <w:p>
-      <w:pPr>
-        <w:pStyle w:val="ListBullet"/>
-      </w:pPr>
-      <w:r>
-        <w:t>打印 5 张</w:t>
-      </w:r>
-    </w:p>
-    <w:p>
-      <w:pPr>
-        <w:pStyle w:val="ListBullet"/>
-      </w:pPr>
-      <w:r>
-        <w:t>手工裁切后贴到最小瓶</w:t>
-      </w:r>
-    </w:p>
-    <w:p>
-      <w:pPr>
-        <w:pStyle w:val="ListBullet"/>
-      </w:pPr>
-      <w:r>
-        <w:t>检查二维码是否仍能识别</w:t>
-      </w:r>
-    </w:p>
-    <w:p>
-      <w:pPr>
-        <w:pStyle w:val="ListBullet"/>
-      </w:pPr>
-      <w:r>
-        <w:t>检查产品代码是否仍可读</w:t>
-      </w:r>
-    </w:p>
-    <w:p/>
-    <w:p>
-      <w:pPr>
-        <w:pStyle w:val="Heading2"/>
-      </w:pPr>
-      <w:r>
-        <w:t>打印回归</w:t>
-      </w:r>
-    </w:p>
-    <w:p/>
-    <w:p>
-      <w:pPr>
-        <w:pStyle w:val="ListBullet"/>
-      </w:pPr>
-      <w:r>
-        <w:t>长物料名称不能压到二维码区</w:t>
-      </w:r>
-    </w:p>
-    <w:p>
-      <w:pPr>
-        <w:pStyle w:val="ListBullet"/>
-      </w:pPr>
-      <w:r>
-        <w:t>膜材批号和效期不能重叠</w:t>
-      </w:r>
-    </w:p>
-    <w:p>
-      <w:pPr>
-        <w:pStyle w:val="ListBullet"/>
-      </w:pPr>
-      <w:r>
-        <w:t>裁切后不能破坏二维码安静区</w:t>
-      </w:r>
-    </w:p>
-    <w:p/>
-    <w:p>
-      <w:pPr>
-        <w:pStyle w:val="Heading2"/>
-      </w:pPr>
-      <w:r>
-        <w:t>材质试运行</w:t>
-      </w:r>
-    </w:p>
-    <w:p/>
-    <w:p>
-      <w:pPr>
-        <w:pStyle w:val="ListBullet"/>
-      </w:pPr>
-      <w:r>
-        <w:t>膜材可先使用现有标签纸试运行</w:t>
-      </w:r>
-    </w:p>
-    <w:p>
-      <w:pPr>
-        <w:pStyle w:val="ListBullet"/>
-      </w:pPr>
-      <w:r>
-        <w:t>化材先做少量试贴</w:t>
-      </w:r>
-    </w:p>
-    <w:p>
-      <w:pPr>
-        <w:pStyle w:val="ListBullet"/>
-      </w:pPr>
-      <w:r>
-        <w:t>如果出现掉边、模糊、擦拭后失效，再切换合成耐化学标签</w:t>
-      </w:r>
-    </w:p>
-    <w:p/>
-    <w:p>
-      <w:r>
-        <w:t>---</w:t>
-      </w:r>
-    </w:p>
-    <w:p/>
-    <w:p>
-      <w:pPr>
-        <w:pStyle w:val="Heading1"/>
-      </w:pPr>
-      <w:r>
-        <w:t>9. 官方参考链接</w:t>
-      </w:r>
-    </w:p>
-    <w:p/>
-    <w:p>
-      <w:pPr>
-        <w:pStyle w:val="ListBullet"/>
-      </w:pPr>
-      <w:r>
-        <w:t>BarTender 数据库连接</w:t>
-      </w:r>
-    </w:p>
-    <w:p>
-      <w:r>
-        <w:t xml:space="preserve">  &lt;https://help.seagullscientific.com/2021/en/subsystems/gsm/content/GS_User_Databases.htm&gt;</w:t>
-      </w:r>
-    </w:p>
-    <w:p>
-      <w:pPr>
-        <w:pStyle w:val="ListBullet"/>
-      </w:pPr>
-      <w:r>
-        <w:t>BarTender Database Connection Setup</w:t>
-      </w:r>
-    </w:p>
-    <w:p>
-      <w:r>
-        <w:t xml:space="preserve">  &lt;https://help.seagullscientific.com/10.1/en/content/HID_FILE_DATABASE_SETUP.htm&gt;</w:t>
-      </w:r>
-    </w:p>
-    <w:p>
-      <w:pPr>
-        <w:pStyle w:val="ListBullet"/>
-      </w:pPr>
-      <w:r>
-        <w:t>BarTender Barcode Object</w:t>
-      </w:r>
-    </w:p>
-    <w:p>
-      <w:r>
-        <w:t xml:space="preserve">  &lt;https://help.seagullscientific.com/2022/en/content/Objects_Barcode.htm&gt;</w:t>
-      </w:r>
-    </w:p>
-    <w:p>
-      <w:pPr>
-        <w:pStyle w:val="ListBullet"/>
-      </w:pPr>
-      <w:r>
-        <w:t>BarTender QR Code Mask</w:t>
-      </w:r>
-    </w:p>
-    <w:p>
-      <w:r>
-        <w:t xml:space="preserve">  &lt;https://help.seagullscientific.com/2019/en/content/Mask.htm&gt;</w:t>
-      </w:r>
-    </w:p>
-    <w:p>
-      <w:pPr>
-        <w:pStyle w:val="ListBullet"/>
-      </w:pPr>
-      <w:r>
-        <w:t>BarTender 人眼字符设置</w:t>
-      </w:r>
-    </w:p>
-    <w:p>
-      <w:r>
-        <w:t xml:space="preserve">  &lt;https://help.seagullscientific.com/10.1/en/Content/HumanReadable_Placement.htm&gt;</w:t>
-      </w:r>
-    </w:p>
-    <w:p>
-      <w:pPr>
-        <w:pStyle w:val="ListBullet"/>
-      </w:pPr>
-      <w:r>
-        <w:t>QR Code 版本与容量说明</w:t>
-      </w:r>
-    </w:p>
-    <w:p>
-      <w:r>
-        <w:t xml:space="preserve">  &lt;https://www.qrcode.com/en/about/version.html/&gt;</w:t>
-      </w:r>
-    </w:p>
-    <w:p>
-      <w:pPr>
-        <w:pStyle w:val="ListBullet"/>
-      </w:pPr>
-      <w:r>
-        <w:t>QR Code 安静区说明</w:t>
-      </w:r>
-    </w:p>
-    <w:p>
-      <w:r>
-        <w:t xml:space="preserve">  &lt;https://www.qrcode.com/zh/howto/code.html&gt;</w:t>
+        <w:rPr>
+          <w:rFonts w:ascii="Microsoft YaHei" w:hAnsi="Microsoft YaHei" w:eastAsia="Microsoft YaHei" w:cs="Microsoft YaHei"/>
+          <w:sz w:val="21"/>
+        </w:rPr>
+        <w:t>先贴基础二维码标签建账，再从系统导出信息标签 Excel，用 BarTender 按标签编号补打并对应粘贴。</w:t>
       </w:r>
     </w:p>
     <w:sectPr>
-      <w:pgSz w:w="12240" w:h="15840"/>
-      <w:pgMar w:top="1247" w:right="1247" w:bottom="1247" w:left="1247" w:header="720" w:footer="720" w:gutter="0"/>
+      <w:pgSz w:w="11906" w:h="16838"/>
+      <w:pgMar w:top="1247" w:right="1247" w:bottom="1134" w:left="1361" w:header="720" w:footer="720" w:gutter="0"/>
       <w:cols w:space="720"/>
       <w:docGrid w:linePitch="360"/>
     </w:sectPr>
@@ -2500,12 +3614,11 @@
       <w:contextualSpacing/>
     </w:pPr>
     <w:rPr>
-      <w:rFonts w:asciiTheme="majorHAnsi" w:eastAsiaTheme="majorEastAsia" w:hAnsiTheme="majorHAnsi" w:cstheme="majorBidi" w:ascii="Microsoft YaHei" w:hAnsi="Microsoft YaHei" w:eastAsia="Microsoft YaHei"/>
-      <w:b/>
+      <w:rFonts w:asciiTheme="majorHAnsi" w:eastAsiaTheme="majorEastAsia" w:hAnsiTheme="majorHAnsi" w:cstheme="majorBidi"/>
       <w:color w:val="17365D" w:themeColor="text2" w:themeShade="BF"/>
       <w:spacing w:val="5"/>
       <w:kern w:val="28"/>
-      <w:sz w:val="40"/>
+      <w:sz w:val="52"/>
       <w:szCs w:val="52"/>
     </w:rPr>
   </w:style>

--- a/交付文档/试运行文档/扫码标签试运行包/TSC+BarTender扫码标签试运行实施说明.docx
+++ b/交付文档/试运行文档/扫码标签试运行包/TSC+BarTender扫码标签试运行实施说明.docx
@@ -88,11 +88,7 @@
         <w:pStyle w:val="ListBullet"/>
       </w:pPr>
       <w:r>
-        <w:rPr>
-          <w:rFonts w:ascii="Microsoft YaHei" w:hAnsi="Microsoft YaHei" w:eastAsia="Microsoft YaHei" w:cs="Microsoft YaHei"/>
-          <w:sz w:val="21"/>
-        </w:rPr>
-        <w:t>按在库标签导出 信息标签 Excel</w:t>
+        <w:t>按在库标签导出 信息标签 Excel（.xlsx）</w:t>
       </w:r>
     </w:p>
     <w:p>
@@ -214,11 +210,7 @@
         <w:pStyle w:val="ListNumber"/>
       </w:pPr>
       <w:r>
-        <w:rPr>
-          <w:rFonts w:ascii="Microsoft YaHei" w:hAnsi="Microsoft YaHei" w:eastAsia="Microsoft YaHei" w:cs="Microsoft YaHei"/>
-          <w:sz w:val="21"/>
-        </w:rPr>
-        <w:t>库存建账完成后，再通过系统导出 信息标签 Excel</w:t>
+        <w:t>库存建账完成后，再通过系统导出 信息标签 Excel（.xlsx）</w:t>
       </w:r>
     </w:p>
     <w:p>
@@ -443,11 +435,7 @@
         <w:pStyle w:val="ListNumber"/>
       </w:pPr>
       <w:r>
-        <w:rPr>
-          <w:rFonts w:ascii="Microsoft YaHei" w:hAnsi="Microsoft YaHei" w:eastAsia="Microsoft YaHei" w:cs="Microsoft YaHei"/>
-          <w:sz w:val="21"/>
-        </w:rPr>
-        <w:t>按模板类型导出 Excel</w:t>
+        <w:t>按模板类型导出 .xlsx</w:t>
       </w:r>
     </w:p>
     <w:p>
@@ -455,11 +443,7 @@
         <w:pStyle w:val="ListNumber"/>
       </w:pPr>
       <w:r>
-        <w:rPr>
-          <w:rFonts w:ascii="Microsoft YaHei" w:hAnsi="Microsoft YaHei" w:eastAsia="Microsoft YaHei" w:cs="Microsoft YaHei"/>
-          <w:sz w:val="21"/>
-        </w:rPr>
-        <w:t>在 BarTender 中读取该 Excel，打印对应的信息标签</w:t>
+        <w:t>在 BarTender 中读取该 .xlsx 工作簿，打印对应的信息标签</w:t>
       </w:r>
     </w:p>
     <w:p>
@@ -971,11 +955,7 @@
         <w:pStyle w:val="ListBullet"/>
       </w:pPr>
       <w:r>
-        <w:rPr>
-          <w:rFonts w:ascii="Microsoft YaHei" w:hAnsi="Microsoft YaHei" w:eastAsia="Microsoft YaHei" w:cs="Microsoft YaHei"/>
-          <w:sz w:val="21"/>
-        </w:rPr>
-        <w:t>导出单一模板的 Excel</w:t>
+        <w:t>导出单一模板的 .xlsx</w:t>
       </w:r>
     </w:p>
     <w:p>
@@ -1600,11 +1580,7 @@
     </w:p>
     <w:p>
       <w:r>
-        <w:rPr>
-          <w:rFonts w:ascii="Microsoft YaHei" w:hAnsi="Microsoft YaHei" w:eastAsia="Microsoft YaHei" w:cs="Microsoft YaHei"/>
-          <w:sz w:val="21"/>
-        </w:rPr>
-        <w:t>当前系统导出的 Excel 不单独提供 qr_text 之类字段。</w:t>
+        <w:t>当前系统导出的 .xlsx 不单独提供 qr_text 之类字段。</w:t>
       </w:r>
     </w:p>
     <w:p>
@@ -1656,12 +1632,7 @@
         <w:pStyle w:val="Heading2"/>
       </w:pPr>
       <w:r>
-        <w:rPr>
-          <w:rFonts w:ascii="Microsoft YaHei" w:hAnsi="Microsoft YaHei" w:eastAsia="Microsoft YaHei" w:cs="Microsoft YaHei"/>
-          <w:b/>
-          <w:sz w:val="25"/>
-        </w:rPr>
-        <w:t>6.1 第一步：在系统里导出 Excel</w:t>
+        <w:t>6.1 第一步：在系统里导出 Excel（.xlsx）</w:t>
       </w:r>
     </w:p>
     <w:p>
@@ -2565,11 +2536,7 @@
         <w:pStyle w:val="ListNumber"/>
       </w:pPr>
       <w:r>
-        <w:rPr>
-          <w:rFonts w:ascii="Microsoft YaHei" w:hAnsi="Microsoft YaHei" w:eastAsia="Microsoft YaHei" w:cs="Microsoft YaHei"/>
-          <w:sz w:val="21"/>
-        </w:rPr>
-        <w:t>再看导出 Excel 中对应行的 标签编号</w:t>
+        <w:t>再看导出 Excel（.xlsx）中对应行的 标签编号</w:t>
       </w:r>
     </w:p>
     <w:p>
@@ -2812,11 +2779,7 @@
         <w:pStyle w:val="ListBullet"/>
       </w:pPr>
       <w:r>
-        <w:rPr>
-          <w:rFonts w:ascii="Microsoft YaHei" w:hAnsi="Microsoft YaHei" w:eastAsia="Microsoft YaHei" w:cs="Microsoft YaHei"/>
-          <w:sz w:val="21"/>
-        </w:rPr>
-        <w:t>现场若要建立自己的编号台账，必须保证 标签编号 不复用</w:t>
+        <w:t>现场若要建立自己的编号台账，必须保证同一 标签编号 只对应同一库存主体，不要把一个编号重新分配给另一桶或另一卷物料</w:t>
       </w:r>
     </w:p>
     <w:p>
@@ -2880,11 +2843,7 @@
     </w:p>
     <w:p>
       <w:r>
-        <w:rPr>
-          <w:rFonts w:ascii="Microsoft YaHei" w:hAnsi="Microsoft YaHei" w:eastAsia="Microsoft YaHei" w:cs="Microsoft YaHei"/>
-          <w:sz w:val="21"/>
-        </w:rPr>
-        <w:t>先贴基础二维码标签建账，再从系统导出信息标签 Excel，用 BarTender 按标签编号补打并对应粘贴。</w:t>
+        <w:t>先贴基础二维码标签建账，再从系统导出信息标签 Excel（.xlsx），用 BarTender 按标签编号补打并对应粘贴。</w:t>
       </w:r>
     </w:p>
     <w:sectPr>
